--- a/chapters/notation-handout.docx
+++ b/chapters/notation-handout.docx
@@ -1084,6 +1084,162 @@
                 </w:p>
               </w:tc>
             </w:tr>
+            <w:tr>
+              <w:tc>
+                <w:tcPr/>
+                <w:p>
+                  <w:pPr>
+                    <w:pStyle w:val="Compact"/>
+                    <w:jc w:val="center"/>
+                  </w:pPr>
+                  <m:oMath>
+                    <m:sSub>
+                      <m:e>
+                        <m:r>
+                          <m:rPr>
+                            <m:scr m:val="double-struck"/>
+                            <m:sty m:val="p"/>
+                          </m:rPr>
+                          <m:t>1</m:t>
+                        </m:r>
+                      </m:e>
+                      <m:sub>
+                        <m:r>
+                          <m:t>A</m:t>
+                        </m:r>
+                      </m:sub>
+                    </m:sSub>
+                    <m:r>
+                      <m:rPr>
+                        <m:sty m:val="p"/>
+                      </m:rPr>
+                      <m:t>(</m:t>
+                    </m:r>
+                    <m:r>
+                      <m:t>x</m:t>
+                    </m:r>
+                    <m:r>
+                      <m:rPr>
+                        <m:sty m:val="p"/>
+                      </m:rPr>
+                      <m:t>)</m:t>
+                    </m:r>
+                  </m:oMath>
+                  <w:r>
+                    <w:t xml:space="preserve">,</w:t>
+                  </w:r>
+                  <w:r>
+                    <w:t xml:space="preserve"> </w:t>
+                  </w:r>
+                  <m:oMath>
+                    <m:r>
+                      <m:rPr>
+                        <m:scr m:val="double-struck"/>
+                        <m:sty m:val="p"/>
+                      </m:rPr>
+                      <m:t>1</m:t>
+                    </m:r>
+                    <m:r>
+                      <m:t>​</m:t>
+                    </m:r>
+                    <m:d>
+                      <m:dPr>
+                        <m:begChr m:val="("/>
+                        <m:sepChr m:val=""/>
+                        <m:endChr m:val=")"/>
+                        <m:grow/>
+                      </m:dPr>
+                      <m:e>
+                        <m:r>
+                          <m:t>P</m:t>
+                        </m:r>
+                      </m:e>
+                    </m:d>
+                    <m:r>
+                      <m:t>​</m:t>
+                    </m:r>
+                  </m:oMath>
+                </w:p>
+              </w:tc>
+              <w:tc>
+                <w:tcPr/>
+                <w:p>
+                  <w:pPr>
+                    <w:pStyle w:val="Compact"/>
+                    <w:jc w:val="center"/>
+                  </w:pPr>
+                  <w:r>
+                    <w:t xml:space="preserve">indicator function (</w:t>
+                  </w:r>
+                  <w:hyperlink w:anchor="sec-indicator-functions">
+                    <w:r>
+                      <w:rPr>
+                        <w:rStyle w:val="Hyperlink"/>
+                      </w:rPr>
+                      <w:t xml:space="preserve">Section 4</w:t>
+                    </w:r>
+                  </w:hyperlink>
+                  <w:r>
+                    <w:t xml:space="preserve">):</w:t>
+                  </w:r>
+                  <w:r>
+                    <w:t xml:space="preserve"> </w:t>
+                  </w:r>
+                  <m:oMath>
+                    <m:r>
+                      <m:t>1</m:t>
+                    </m:r>
+                  </m:oMath>
+                  <w:r>
+                    <w:t xml:space="preserve"> </w:t>
+                  </w:r>
+                  <w:r>
+                    <w:t xml:space="preserve">if condition holds,</w:t>
+                  </w:r>
+                  <w:r>
+                    <w:t xml:space="preserve"> </w:t>
+                  </w:r>
+                  <m:oMath>
+                    <m:r>
+                      <m:t>0</m:t>
+                    </m:r>
+                  </m:oMath>
+                  <w:r>
+                    <w:t xml:space="preserve"> </w:t>
+                  </w:r>
+                  <w:r>
+                    <w:t xml:space="preserve">otherwise</w:t>
+                  </w:r>
+                </w:p>
+              </w:tc>
+              <w:tc>
+                <w:tcPr/>
+                <w:p>
+                  <w:pPr>
+                    <w:pStyle w:val="Compact"/>
+                    <w:jc w:val="center"/>
+                  </w:pPr>
+                  <w:r>
+                    <w:rPr>
+                      <w:rStyle w:val="VerbatimChar"/>
+                    </w:rPr>
+                    <w:t xml:space="preserve">\indic{A}(x)</w:t>
+                  </w:r>
+                  <w:r>
+                    <w:t xml:space="preserve">,</w:t>
+                  </w:r>
+                  <w:r>
+                    <w:t xml:space="preserve"> </w:t>
+                  </w:r>
+                  <w:r>
+                    <w:rPr>
+                      <w:rStyle w:val="VerbatimChar"/>
+                    </w:rPr>
+                    <w:t xml:space="preserve">\indicp{P}</w:t>
+                  </w:r>
+                </w:p>
+              </w:tc>
+            </w:tr>
           </w:tbl>
           <w:bookmarkEnd w:id="13"/>
           <w:p/>
@@ -2088,13 +2244,13 @@
       </w:r>
     </w:p>
     <w:bookmarkEnd w:id="19"/>
-    <w:bookmarkStart w:id="33" w:name="sec-stochastic-probabilistic-random"/>
+    <w:bookmarkStart w:id="33" w:name="sec-indicator-functions"/>
     <w:p>
       <w:pPr>
         <w:pStyle w:val="Heading1"/>
       </w:pPr>
       <w:r>
-        <w:t xml:space="preserve">4. Stochastic vs. probabilistic vs. random</w:t>
+        <w:t xml:space="preserve">4. Indicator functions</w:t>
       </w:r>
     </w:p>
     <w:p>
@@ -2102,71 +2258,5554 @@
         <w:pStyle w:val="FirstParagraph"/>
       </w:pPr>
       <w:r>
-        <w:t xml:space="preserve">The terms</w:t>
-      </w:r>
-      <w:r>
-        <w:t xml:space="preserve"> </w:t>
-      </w:r>
-      <w:r>
-        <w:t xml:space="preserve">“stochastic”</w:t>
-      </w:r>
-      <w:r>
-        <w:t xml:space="preserve">,</w:t>
-      </w:r>
-      <w:r>
-        <w:t xml:space="preserve"> </w:t>
-      </w:r>
-      <w:r>
-        <w:t xml:space="preserve">“probabilistic”</w:t>
-      </w:r>
-      <w:r>
-        <w:t xml:space="preserve">, and</w:t>
-      </w:r>
-      <w:r>
-        <w:t xml:space="preserve"> </w:t>
-      </w:r>
-      <w:r>
-        <w:t xml:space="preserve">“random”</w:t>
-      </w:r>
-      <w:r>
-        <w:t xml:space="preserve"> </w:t>
-      </w:r>
-      <w:r>
-        <w:t xml:space="preserve">are frequently used in statistics and probability theory,</w:t>
-      </w:r>
-      <w:r>
-        <w:t xml:space="preserve"> </w:t>
-      </w:r>
-      <w:r>
-        <w:t xml:space="preserve">often interchangeably in everyday conversation,</w:t>
-      </w:r>
-      <w:r>
-        <w:t xml:space="preserve"> </w:t>
-      </w:r>
-      <w:r>
-        <w:t xml:space="preserve">but they carry nuanced technical distinctions.</w:t>
-      </w:r>
-    </w:p>
-    <w:bookmarkStart w:id="21" w:name="Xb824105725c714fb62d41c87a09d9013ca5949f"/>
-    <w:p>
-      <w:pPr>
-        <w:pStyle w:val="Heading2"/>
-      </w:pPr>
-      <w:r>
-        <w:t xml:space="preserve">4.1 Key distinction: modeling approach vs. phenomena</w:t>
+        <w:t xml:space="preserve">An</w:t>
+      </w:r>
+      <w:r>
+        <w:t xml:space="preserve"> </w:t>
+      </w:r>
+      <w:r>
+        <w:rPr>
+          <w:b/>
+          <w:bCs/>
+        </w:rPr>
+        <w:t xml:space="preserve">indicator function</w:t>
+      </w:r>
+      <w:r>
+        <w:t xml:space="preserve"> </w:t>
+      </w:r>
+      <w:r>
+        <w:t xml:space="preserve">is a mathematical function that signals</w:t>
+      </w:r>
+      <w:r>
+        <w:t xml:space="preserve"> </w:t>
+      </w:r>
+      <w:r>
+        <w:t xml:space="preserve">whether an element belongs to a specified set,</w:t>
+      </w:r>
+      <w:r>
+        <w:t xml:space="preserve"> </w:t>
+      </w:r>
+      <w:r>
+        <w:t xml:space="preserve">or whether a given logical condition is satisfied.</w:t>
+      </w:r>
+      <w:r>
+        <w:t xml:space="preserve"> </w:t>
+      </w:r>
+      <w:r>
+        <w:t xml:space="preserve">In statistics and epidemiology,</w:t>
+      </w:r>
+      <w:r>
+        <w:t xml:space="preserve"> </w:t>
+      </w:r>
+      <w:r>
+        <w:t xml:space="preserve">indicator functions are ubiquitous:</w:t>
+      </w:r>
+      <w:r>
+        <w:t xml:space="preserve"> </w:t>
+      </w:r>
+      <w:r>
+        <w:t xml:space="preserve">they represent binary variables,</w:t>
+      </w:r>
+      <w:r>
+        <w:t xml:space="preserve"> </w:t>
+      </w:r>
+      <w:r>
+        <w:t xml:space="preserve">censor and event indicators in survival analysis,</w:t>
+      </w:r>
+      <w:r>
+        <w:t xml:space="preserve"> </w:t>
+      </w:r>
+      <w:r>
+        <w:t xml:space="preserve">membership in subpopulations,</w:t>
+      </w:r>
+      <w:r>
+        <w:t xml:space="preserve"> </w:t>
+      </w:r>
+      <w:r>
+        <w:t xml:space="preserve">and domain restrictions in integrals and sums.</w:t>
       </w:r>
     </w:p>
     <w:p>
       <w:pPr>
+        <w:pStyle w:val="BodyText"/>
+      </w:pPr>
+      <w:r>
+        <w:t xml:space="preserve">Despite their conceptual simplicity,</w:t>
+      </w:r>
+      <w:r>
+        <w:t xml:space="preserve"> </w:t>
+      </w:r>
+      <w:r>
+        <w:t xml:space="preserve">notation for indicator functions varies substantially across textbooks,</w:t>
+      </w:r>
+      <w:r>
+        <w:t xml:space="preserve"> </w:t>
+      </w:r>
+      <w:r>
+        <w:t xml:space="preserve">research papers,</w:t>
+      </w:r>
+      <w:r>
+        <w:t xml:space="preserve"> </w:t>
+      </w:r>
+      <w:r>
+        <w:t xml:space="preserve">and subfields.</w:t>
+      </w:r>
+      <w:r>
+        <w:t xml:space="preserve"> </w:t>
+      </w:r>
+      <w:r>
+        <w:t xml:space="preserve">This section summarizes the principal notational conventions.</w:t>
+      </w:r>
+    </w:p>
+    <w:tbl>
+      <w:tblPr>
+        <w:tblStyle w:val="Table"/>
+        <w:tblInd w:w="164" w:type="dxa"/>
+        <w:tblBorders>
+          <w:left w:val="single" w:sz="24" w:space="0" w:color="909090"/>
+        </w:tblBorders>
+        <w:tblCellMar>
+          <w:left w:w="0" w:type="dxa"/>
+          <w:right w:w="0" w:type="dxa"/>
+        </w:tblCellMar>
+        <w:tblLook w:firstRow="0" w:lastRow="0" w:firstColumn="0" w:lastColumn="0" w:noHBand="0" w:noVBand="0" w:val="0000"/>
+      </w:tblPr>
+      <w:tblGrid>
+        <w:gridCol w:w="7920"/>
+      </w:tblGrid>
+      <w:tr>
+        <w:trPr>
+          <w:cantSplit/>
+        </w:trPr>
+        <w:tc>
+          <w:tcPr>
+            <w:tcMar>
+              <w:left w:w="144" w:type="dxa"/>
+            </w:tcMar>
+          </w:tcPr>
+          <w:p>
+            <w:pPr>
+              <w:pStyle w:val="BodyText"/>
+            </w:pPr>
+            <w:pPr>
+              <w:spacing w:before="16" w:after="64"/>
+            </w:pPr>
+          </w:p>
+          <w:bookmarkStart w:id="20" w:name="def-indicator-function"/>
+          <w:p>
+            <w:pPr>
+              <w:pStyle w:val="BodyText"/>
+            </w:pPr>
+            <w:r>
+              <w:rPr>
+                <w:b/>
+                <w:bCs/>
+              </w:rPr>
+              <w:t xml:space="preserve">Definition 1 (Indicator function)</w:t>
+            </w:r>
+            <w:r>
+              <w:t xml:space="preserve"> </w:t>
+            </w:r>
+            <w:r>
+              <w:t xml:space="preserve">For any subset</w:t>
+            </w:r>
+            <w:r>
+              <w:t xml:space="preserve"> </w:t>
+            </w:r>
+            <m:oMath>
+              <m:r>
+                <m:t>A</m:t>
+              </m:r>
+              <m:r>
+                <m:rPr>
+                  <m:sty m:val="p"/>
+                </m:rPr>
+                <m:t>⊆</m:t>
+              </m:r>
+              <m:r>
+                <m:rPr>
+                  <m:sty m:val="p"/>
+                </m:rPr>
+                <m:t>Ω</m:t>
+              </m:r>
+            </m:oMath>
+            <w:r>
+              <w:t xml:space="preserve"> </w:t>
+            </w:r>
+            <w:r>
+              <w:t xml:space="preserve">of a universal set</w:t>
+            </w:r>
+            <w:r>
+              <w:t xml:space="preserve"> </w:t>
+            </w:r>
+            <m:oMath>
+              <m:r>
+                <m:rPr>
+                  <m:sty m:val="p"/>
+                </m:rPr>
+                <m:t>Ω</m:t>
+              </m:r>
+            </m:oMath>
+            <w:r>
+              <w:t xml:space="preserve">,</w:t>
+            </w:r>
+            <w:r>
+              <w:t xml:space="preserve"> </w:t>
+            </w:r>
+            <w:r>
+              <w:t xml:space="preserve">the</w:t>
+            </w:r>
+            <w:r>
+              <w:t xml:space="preserve"> </w:t>
+            </w:r>
+            <w:r>
+              <w:rPr>
+                <w:b/>
+                <w:bCs/>
+              </w:rPr>
+              <w:t xml:space="preserve">indicator function</w:t>
+            </w:r>
+            <w:r>
+              <w:t xml:space="preserve"> </w:t>
+            </w:r>
+            <w:r>
+              <w:t xml:space="preserve">of</w:t>
+            </w:r>
+            <w:r>
+              <w:t xml:space="preserve"> </w:t>
+            </w:r>
+            <m:oMath>
+              <m:r>
+                <m:t>A</m:t>
+              </m:r>
+            </m:oMath>
+            <w:r>
+              <w:t xml:space="preserve"> </w:t>
+            </w:r>
+            <w:r>
+              <w:t xml:space="preserve">is the function</w:t>
+            </w:r>
+            <w:r>
+              <w:t xml:space="preserve"> </w:t>
+            </w:r>
+            <m:oMath>
+              <m:sSub>
+                <m:e>
+                  <m:r>
+                    <m:rPr>
+                      <m:scr m:val="double-struck"/>
+                      <m:sty m:val="p"/>
+                    </m:rPr>
+                    <m:t>1</m:t>
+                  </m:r>
+                </m:e>
+                <m:sub>
+                  <m:r>
+                    <m:t>A</m:t>
+                  </m:r>
+                </m:sub>
+              </m:sSub>
+              <m:r>
+                <m:rPr>
+                  <m:sty m:val="p"/>
+                </m:rPr>
+                <m:t>:</m:t>
+              </m:r>
+              <m:r>
+                <m:rPr>
+                  <m:sty m:val="p"/>
+                </m:rPr>
+                <m:t>Ω</m:t>
+              </m:r>
+              <m:r>
+                <m:rPr>
+                  <m:sty m:val="p"/>
+                </m:rPr>
+                <m:t>→</m:t>
+              </m:r>
+              <m:r>
+                <m:rPr>
+                  <m:sty m:val="p"/>
+                </m:rPr>
+                <m:t>{</m:t>
+              </m:r>
+              <m:r>
+                <m:t>0</m:t>
+              </m:r>
+              <m:r>
+                <m:rPr>
+                  <m:sty m:val="p"/>
+                </m:rPr>
+                <m:t>,</m:t>
+              </m:r>
+              <m:r>
+                <m:t>1</m:t>
+              </m:r>
+              <m:r>
+                <m:rPr>
+                  <m:sty m:val="p"/>
+                </m:rPr>
+                <m:t>}</m:t>
+              </m:r>
+            </m:oMath>
+            <w:r>
+              <w:t xml:space="preserve"> </w:t>
+            </w:r>
+            <w:r>
+              <w:t xml:space="preserve">defined by:</w:t>
+            </w:r>
+          </w:p>
+          <w:p>
+            <w:pPr>
+              <w:pStyle w:val="BodyText"/>
+            </w:pPr>
+            <m:oMathPara>
+              <m:oMathParaPr>
+                <m:jc m:val="center"/>
+              </m:oMathParaPr>
+              <m:oMath>
+                <m:sSub>
+                  <m:e>
+                    <m:r>
+                      <m:rPr>
+                        <m:scr m:val="double-struck"/>
+                        <m:sty m:val="p"/>
+                      </m:rPr>
+                      <m:t>1</m:t>
+                    </m:r>
+                  </m:e>
+                  <m:sub>
+                    <m:r>
+                      <m:t>A</m:t>
+                    </m:r>
+                  </m:sub>
+                </m:sSub>
+                <m:r>
+                  <m:rPr>
+                    <m:sty m:val="p"/>
+                  </m:rPr>
+                  <m:t>(</m:t>
+                </m:r>
+                <m:r>
+                  <m:t>x</m:t>
+                </m:r>
+                <m:r>
+                  <m:rPr>
+                    <m:sty m:val="p"/>
+                  </m:rPr>
+                  <m:t>)</m:t>
+                </m:r>
+                <m:limUpp>
+                  <m:e>
+                    <m:r>
+                      <m:rPr>
+                        <m:sty m:val="p"/>
+                      </m:rPr>
+                      <m:t>=</m:t>
+                    </m:r>
+                  </m:e>
+                  <m:lim>
+                    <m:r>
+                      <m:rPr>
+                        <m:nor/>
+                        <m:sty m:val="p"/>
+                      </m:rPr>
+                      <m:t>def</m:t>
+                    </m:r>
+                  </m:lim>
+                </m:limUpp>
+                <m:d>
+                  <m:dPr>
+                    <m:begChr m:val="{"/>
+                    <m:sepChr m:val=""/>
+                    <m:endChr m:val=""/>
+                    <m:grow/>
+                  </m:dPr>
+                  <m:e>
+                    <m:m>
+                      <m:mPr>
+                        <m:baseJc m:val="center"/>
+                        <m:plcHide m:val="on"/>
+                        <m:mcs>
+                          <m:mc>
+                            <m:mcPr>
+                              <m:mcJc m:val="left"/>
+                              <m:count m:val="1"/>
+                            </m:mcPr>
+                          </m:mc>
+                          <m:mc>
+                            <m:mcPr>
+                              <m:mcJc m:val="left"/>
+                              <m:count m:val="1"/>
+                            </m:mcPr>
+                          </m:mc>
+                        </m:mcs>
+                      </m:mPr>
+                      <m:mr>
+                        <m:e>
+                          <m:r>
+                            <m:t>1</m:t>
+                          </m:r>
+                          <m:r>
+                            <m:rPr>
+                              <m:sty m:val="p"/>
+                            </m:rPr>
+                            <m:t>,</m:t>
+                          </m:r>
+                        </m:e>
+                        <m:e>
+                          <m:r>
+                            <m:t>x</m:t>
+                          </m:r>
+                          <m:r>
+                            <m:rPr>
+                              <m:sty m:val="p"/>
+                            </m:rPr>
+                            <m:t>∈</m:t>
+                          </m:r>
+                          <m:r>
+                            <m:t>A</m:t>
+                          </m:r>
+                        </m:e>
+                      </m:mr>
+                      <m:mr>
+                        <m:e>
+                          <m:r>
+                            <m:t>0</m:t>
+                          </m:r>
+                          <m:r>
+                            <m:rPr>
+                              <m:sty m:val="p"/>
+                            </m:rPr>
+                            <m:t>,</m:t>
+                          </m:r>
+                        </m:e>
+                        <m:e>
+                          <m:r>
+                            <m:t>x</m:t>
+                          </m:r>
+                          <m:r>
+                            <m:rPr>
+                              <m:sty m:val="p"/>
+                            </m:rPr>
+                            <m:t>∉</m:t>
+                          </m:r>
+                          <m:r>
+                            <m:t>A</m:t>
+                          </m:r>
+                        </m:e>
+                      </m:mr>
+                    </m:m>
+                  </m:e>
+                </m:d>
+              </m:oMath>
+            </m:oMathPara>
+          </w:p>
+          <w:p>
+            <w:pPr>
+              <w:pStyle w:val="FirstParagraph"/>
+            </w:pPr>
+            <w:r>
+              <w:t xml:space="preserve">More generally,</w:t>
+            </w:r>
+            <w:r>
+              <w:t xml:space="preserve"> </w:t>
+            </w:r>
+            <w:r>
+              <w:t xml:space="preserve">for any logical proposition or predicate</w:t>
+            </w:r>
+            <w:r>
+              <w:t xml:space="preserve"> </w:t>
+            </w:r>
+            <m:oMath>
+              <m:r>
+                <m:t>P</m:t>
+              </m:r>
+            </m:oMath>
+            <w:r>
+              <w:t xml:space="preserve">,</w:t>
+            </w:r>
+            <w:r>
+              <w:t xml:space="preserve"> </w:t>
+            </w:r>
+            <w:r>
+              <w:t xml:space="preserve">the</w:t>
+            </w:r>
+            <w:r>
+              <w:t xml:space="preserve"> </w:t>
+            </w:r>
+            <w:r>
+              <w:rPr>
+                <w:b/>
+                <w:bCs/>
+              </w:rPr>
+              <w:t xml:space="preserve">indicator</w:t>
+            </w:r>
+            <w:r>
+              <w:t xml:space="preserve"> </w:t>
+            </w:r>
+            <w:r>
+              <w:t xml:space="preserve">of</w:t>
+            </w:r>
+            <w:r>
+              <w:t xml:space="preserve"> </w:t>
+            </w:r>
+            <m:oMath>
+              <m:r>
+                <m:t>P</m:t>
+              </m:r>
+            </m:oMath>
+            <w:r>
+              <w:t xml:space="preserve"> </w:t>
+            </w:r>
+            <w:r>
+              <w:t xml:space="preserve">takes the value</w:t>
+            </w:r>
+            <w:r>
+              <w:t xml:space="preserve"> </w:t>
+            </w:r>
+            <m:oMath>
+              <m:r>
+                <m:t>1</m:t>
+              </m:r>
+            </m:oMath>
+            <w:r>
+              <w:t xml:space="preserve"> </w:t>
+            </w:r>
+            <w:r>
+              <w:t xml:space="preserve">when</w:t>
+            </w:r>
+            <w:r>
+              <w:t xml:space="preserve"> </w:t>
+            </w:r>
+            <m:oMath>
+              <m:r>
+                <m:t>P</m:t>
+              </m:r>
+            </m:oMath>
+            <w:r>
+              <w:t xml:space="preserve"> </w:t>
+            </w:r>
+            <w:r>
+              <w:t xml:space="preserve">is true</w:t>
+            </w:r>
+            <w:r>
+              <w:t xml:space="preserve"> </w:t>
+            </w:r>
+            <w:r>
+              <w:t xml:space="preserve">and</w:t>
+            </w:r>
+            <w:r>
+              <w:t xml:space="preserve"> </w:t>
+            </w:r>
+            <m:oMath>
+              <m:r>
+                <m:t>0</m:t>
+              </m:r>
+            </m:oMath>
+            <w:r>
+              <w:t xml:space="preserve"> </w:t>
+            </w:r>
+            <w:r>
+              <w:t xml:space="preserve">when</w:t>
+            </w:r>
+            <w:r>
+              <w:t xml:space="preserve"> </w:t>
+            </w:r>
+            <m:oMath>
+              <m:r>
+                <m:t>P</m:t>
+              </m:r>
+            </m:oMath>
+            <w:r>
+              <w:t xml:space="preserve"> </w:t>
+            </w:r>
+            <w:r>
+              <w:t xml:space="preserve">is false:</w:t>
+            </w:r>
+          </w:p>
+          <w:p>
+            <w:pPr>
+              <w:pStyle w:val="BodyText"/>
+            </w:pPr>
+            <m:oMathPara>
+              <m:oMathParaPr>
+                <m:jc m:val="center"/>
+              </m:oMathParaPr>
+              <m:oMath>
+                <m:r>
+                  <m:rPr>
+                    <m:scr m:val="double-struck"/>
+                    <m:sty m:val="p"/>
+                  </m:rPr>
+                  <m:t>1</m:t>
+                </m:r>
+                <m:r>
+                  <m:t>​</m:t>
+                </m:r>
+                <m:d>
+                  <m:dPr>
+                    <m:begChr m:val="("/>
+                    <m:sepChr m:val=""/>
+                    <m:endChr m:val=")"/>
+                    <m:grow/>
+                  </m:dPr>
+                  <m:e>
+                    <m:r>
+                      <m:t>P</m:t>
+                    </m:r>
+                  </m:e>
+                </m:d>
+                <m:r>
+                  <m:t>​</m:t>
+                </m:r>
+                <m:limUpp>
+                  <m:e>
+                    <m:r>
+                      <m:rPr>
+                        <m:sty m:val="p"/>
+                      </m:rPr>
+                      <m:t>=</m:t>
+                    </m:r>
+                  </m:e>
+                  <m:lim>
+                    <m:r>
+                      <m:rPr>
+                        <m:nor/>
+                        <m:sty m:val="p"/>
+                      </m:rPr>
+                      <m:t>def</m:t>
+                    </m:r>
+                  </m:lim>
+                </m:limUpp>
+                <m:d>
+                  <m:dPr>
+                    <m:begChr m:val="{"/>
+                    <m:sepChr m:val=""/>
+                    <m:endChr m:val=""/>
+                    <m:grow/>
+                  </m:dPr>
+                  <m:e>
+                    <m:m>
+                      <m:mPr>
+                        <m:baseJc m:val="center"/>
+                        <m:plcHide m:val="on"/>
+                        <m:mcs>
+                          <m:mc>
+                            <m:mcPr>
+                              <m:mcJc m:val="left"/>
+                              <m:count m:val="1"/>
+                            </m:mcPr>
+                          </m:mc>
+                          <m:mc>
+                            <m:mcPr>
+                              <m:mcJc m:val="left"/>
+                              <m:count m:val="1"/>
+                            </m:mcPr>
+                          </m:mc>
+                        </m:mcs>
+                      </m:mPr>
+                      <m:mr>
+                        <m:e>
+                          <m:r>
+                            <m:t>1</m:t>
+                          </m:r>
+                          <m:r>
+                            <m:rPr>
+                              <m:sty m:val="p"/>
+                            </m:rPr>
+                            <m:t>,</m:t>
+                          </m:r>
+                        </m:e>
+                        <m:e>
+                          <m:r>
+                            <m:rPr>
+                              <m:nor/>
+                              <m:sty m:val="p"/>
+                            </m:rPr>
+                            <m:t>if </m:t>
+                          </m:r>
+                          <m:r>
+                            <m:t>P</m:t>
+                          </m:r>
+                          <m:r>
+                            <m:rPr>
+                              <m:nor/>
+                              <m:sty m:val="p"/>
+                            </m:rPr>
+                            <m:t> is true</m:t>
+                          </m:r>
+                        </m:e>
+                      </m:mr>
+                      <m:mr>
+                        <m:e>
+                          <m:r>
+                            <m:t>0</m:t>
+                          </m:r>
+                          <m:r>
+                            <m:rPr>
+                              <m:sty m:val="p"/>
+                            </m:rPr>
+                            <m:t>,</m:t>
+                          </m:r>
+                        </m:e>
+                        <m:e>
+                          <m:r>
+                            <m:rPr>
+                              <m:nor/>
+                              <m:sty m:val="p"/>
+                            </m:rPr>
+                            <m:t>if </m:t>
+                          </m:r>
+                          <m:r>
+                            <m:t>P</m:t>
+                          </m:r>
+                          <m:r>
+                            <m:rPr>
+                              <m:nor/>
+                              <m:sty m:val="p"/>
+                            </m:rPr>
+                            <m:t> is false</m:t>
+                          </m:r>
+                        </m:e>
+                      </m:mr>
+                    </m:m>
+                  </m:e>
+                </m:d>
+              </m:oMath>
+            </m:oMathPara>
+          </w:p>
+          <w:bookmarkEnd w:id="20"/>
+        </w:tc>
+      </w:tr>
+    </w:tbl>
+    <w:tbl>
+      <w:tblPr>
+        <w:tblStyle w:val="Table"/>
+        <w:tblLook w:firstRow="0" w:lastRow="0" w:firstColumn="0" w:lastColumn="0" w:noHBand="0" w:noVBand="0" w:val="0000"/>
+        <w:tblBorders>
+          <w:top w:val="single" w:sz="4" w:space="0" w:color="909090"/>
+          <w:left w:val="single" w:sz="24" w:space="0" w:color="909090"/>
+          <w:bottom w:val="single" w:sz="4" w:space="0" w:color="909090"/>
+          <w:right w:val="single" w:sz="4" w:space="0" w:color="909090"/>
+        </w:tblBorders>
+        <w:tblCellMar>
+          <w:left w:w="144" w:type="dxa"/>
+          <w:right w:w="144" w:type="dxa"/>
+        </w:tblCellMar>
+        <w:tblLook w:firstRow="0" w:lastRow="0" w:firstColumn="0" w:lastColumn="0" w:noHBand="0" w:noVBand="0" w:val="0000"/>
+      </w:tblPr>
+      <w:tr>
+        <w:trPr>
+          <w:cantSplit/>
+        </w:trPr>
+        <w:tc>
+          <w:tcPr>
+            <w:shd w:color="auto" w:fill="e6e6e6" w:val="clear"/>
+            <w:tcMar>
+              <w:top w:w="92" w:type="dxa"/>
+              <w:bottom w:w="92" w:type="dxa"/>
+            </w:tcMar>
+          </w:tcPr>
+          <w:p>
+            <w:pPr>
+              <w:pStyle w:val="FirstParagraph"/>
+            </w:pPr>
+            <w:pPr>
+              <w:spacing w:before="16" w:after="16"/>
+            </w:pPr>
+            <w:r>
+              <w:t xml:space="preserve">Exm</w:t>
+            </w:r>
+          </w:p>
+        </w:tc>
+      </w:tr>
+      <w:tr>
+        <w:trPr>
+          <w:cantSplit/>
+        </w:trPr>
+        <w:tc>
+          <w:tcPr>
+            <w:tcMar>
+              <w:top w:w="108" w:type="dxa"/>
+              <w:bottom w:w="108" w:type="dxa"/>
+            </w:tcMar>
+          </w:tcPr>
+          <w:bookmarkStart w:id="21" w:name="exm-indicator-numerical"/>
+          <w:p>
+            <w:pPr>
+              <w:pStyle w:val="BodyText"/>
+            </w:pPr>
+            <w:r>
+              <w:rPr>
+                <w:b/>
+                <w:bCs/>
+              </w:rPr>
+              <w:t xml:space="preserve">Example 1 (Evaluating set and predicate indicators)</w:t>
+            </w:r>
+            <w:r>
+              <w:t xml:space="preserve"> </w:t>
+            </w:r>
+            <w:r>
+              <w:t xml:space="preserve">Consider the real line</w:t>
+            </w:r>
+            <w:r>
+              <w:t xml:space="preserve"> </w:t>
+            </w:r>
+            <m:oMath>
+              <m:r>
+                <m:rPr>
+                  <m:sty m:val="p"/>
+                </m:rPr>
+                <m:t>Ω</m:t>
+              </m:r>
+              <m:r>
+                <m:rPr>
+                  <m:sty m:val="p"/>
+                </m:rPr>
+                <m:t>=</m:t>
+              </m:r>
+              <m:r>
+                <m:rPr>
+                  <m:scr m:val="double-struck"/>
+                  <m:sty m:val="p"/>
+                </m:rPr>
+                <m:t>R</m:t>
+              </m:r>
+            </m:oMath>
+            <w:r>
+              <w:t xml:space="preserve">,</w:t>
+            </w:r>
+            <w:r>
+              <w:t xml:space="preserve"> </w:t>
+            </w:r>
+            <w:r>
+              <w:t xml:space="preserve">the set of nonnegative numbers</w:t>
+            </w:r>
+            <w:r>
+              <w:t xml:space="preserve"> </w:t>
+            </w:r>
+            <m:oMath>
+              <m:r>
+                <m:t>A</m:t>
+              </m:r>
+              <m:r>
+                <m:rPr>
+                  <m:sty m:val="p"/>
+                </m:rPr>
+                <m:t>=</m:t>
+              </m:r>
+              <m:r>
+                <m:rPr>
+                  <m:sty m:val="p"/>
+                </m:rPr>
+                <m:t>[</m:t>
+              </m:r>
+              <m:r>
+                <m:t>0</m:t>
+              </m:r>
+              <m:r>
+                <m:rPr>
+                  <m:sty m:val="p"/>
+                </m:rPr>
+                <m:t>,</m:t>
+              </m:r>
+              <m:r>
+                <m:rPr>
+                  <m:sty m:val="p"/>
+                </m:rPr>
+                <m:t>∞</m:t>
+              </m:r>
+              <m:r>
+                <m:rPr>
+                  <m:sty m:val="p"/>
+                </m:rPr>
+                <m:t>)</m:t>
+              </m:r>
+            </m:oMath>
+            <w:r>
+              <w:t xml:space="preserve">,</w:t>
+            </w:r>
+            <w:r>
+              <w:t xml:space="preserve"> </w:t>
+            </w:r>
+            <w:r>
+              <w:t xml:space="preserve">and a continuous random variable</w:t>
+            </w:r>
+            <w:r>
+              <w:t xml:space="preserve"> </w:t>
+            </w:r>
+            <m:oMath>
+              <m:r>
+                <m:t>Y</m:t>
+              </m:r>
+            </m:oMath>
+            <w:r>
+              <w:t xml:space="preserve">.</w:t>
+            </w:r>
+          </w:p>
+          <w:p>
+            <w:pPr>
+              <w:pStyle w:val="Compact"/>
+              <w:numPr>
+                <w:ilvl w:val="0"/>
+                <w:numId w:val="1002"/>
+              </w:numPr>
+            </w:pPr>
+            <w:r>
+              <w:rPr>
+                <w:b/>
+                <w:bCs/>
+              </w:rPr>
+              <w:t xml:space="preserve">Set indicator</w:t>
+            </w:r>
+            <w:r>
+              <w:t xml:space="preserve"> </w:t>
+            </w:r>
+            <m:oMath>
+              <m:sSub>
+                <m:e>
+                  <m:r>
+                    <m:rPr>
+                      <m:scr m:val="double-struck"/>
+                      <m:sty m:val="p"/>
+                    </m:rPr>
+                    <m:t>1</m:t>
+                  </m:r>
+                </m:e>
+                <m:sub>
+                  <m:r>
+                    <m:t>A</m:t>
+                  </m:r>
+                </m:sub>
+              </m:sSub>
+              <m:r>
+                <m:rPr>
+                  <m:sty m:val="p"/>
+                </m:rPr>
+                <m:t>(</m:t>
+              </m:r>
+              <m:r>
+                <m:t>x</m:t>
+              </m:r>
+              <m:r>
+                <m:rPr>
+                  <m:sty m:val="p"/>
+                </m:rPr>
+                <m:t>)</m:t>
+              </m:r>
+            </m:oMath>
+            <w:r>
+              <w:t xml:space="preserve">:</w:t>
+            </w:r>
+          </w:p>
+          <w:p>
+            <w:pPr>
+              <w:pStyle w:val="Compact"/>
+              <w:numPr>
+                <w:ilvl w:val="1"/>
+                <w:numId w:val="1003"/>
+              </w:numPr>
+            </w:pPr>
+            <w:r>
+              <w:t xml:space="preserve">For</w:t>
+            </w:r>
+            <w:r>
+              <w:t xml:space="preserve"> </w:t>
+            </w:r>
+            <m:oMath>
+              <m:r>
+                <m:t>x</m:t>
+              </m:r>
+              <m:r>
+                <m:rPr>
+                  <m:sty m:val="p"/>
+                </m:rPr>
+                <m:t>=</m:t>
+              </m:r>
+              <m:r>
+                <m:t>3.5</m:t>
+              </m:r>
+            </m:oMath>
+            <w:r>
+              <w:t xml:space="preserve">: since</w:t>
+            </w:r>
+            <w:r>
+              <w:t xml:space="preserve"> </w:t>
+            </w:r>
+            <m:oMath>
+              <m:r>
+                <m:t>3.5</m:t>
+              </m:r>
+              <m:r>
+                <m:rPr>
+                  <m:sty m:val="p"/>
+                </m:rPr>
+                <m:t>∈</m:t>
+              </m:r>
+              <m:r>
+                <m:rPr>
+                  <m:sty m:val="p"/>
+                </m:rPr>
+                <m:t>[</m:t>
+              </m:r>
+              <m:r>
+                <m:t>0</m:t>
+              </m:r>
+              <m:r>
+                <m:rPr>
+                  <m:sty m:val="p"/>
+                </m:rPr>
+                <m:t>,</m:t>
+              </m:r>
+              <m:r>
+                <m:rPr>
+                  <m:sty m:val="p"/>
+                </m:rPr>
+                <m:t>∞</m:t>
+              </m:r>
+              <m:r>
+                <m:rPr>
+                  <m:sty m:val="p"/>
+                </m:rPr>
+                <m:t>)</m:t>
+              </m:r>
+            </m:oMath>
+            <w:r>
+              <w:t xml:space="preserve">,</w:t>
+            </w:r>
+            <w:r>
+              <w:t xml:space="preserve"> </w:t>
+            </w:r>
+            <m:oMath>
+              <m:sSub>
+                <m:e>
+                  <m:r>
+                    <m:rPr>
+                      <m:scr m:val="double-struck"/>
+                      <m:sty m:val="p"/>
+                    </m:rPr>
+                    <m:t>1</m:t>
+                  </m:r>
+                </m:e>
+                <m:sub>
+                  <m:r>
+                    <m:t>A</m:t>
+                  </m:r>
+                </m:sub>
+              </m:sSub>
+              <m:r>
+                <m:rPr>
+                  <m:sty m:val="p"/>
+                </m:rPr>
+                <m:t>(</m:t>
+              </m:r>
+              <m:r>
+                <m:t>3.5</m:t>
+              </m:r>
+              <m:r>
+                <m:rPr>
+                  <m:sty m:val="p"/>
+                </m:rPr>
+                <m:t>)</m:t>
+              </m:r>
+              <m:r>
+                <m:rPr>
+                  <m:sty m:val="p"/>
+                </m:rPr>
+                <m:t>=</m:t>
+              </m:r>
+              <m:r>
+                <m:t>1</m:t>
+              </m:r>
+            </m:oMath>
+            <w:r>
+              <w:t xml:space="preserve">.</w:t>
+            </w:r>
+          </w:p>
+          <w:p>
+            <w:pPr>
+              <w:pStyle w:val="Compact"/>
+              <w:numPr>
+                <w:ilvl w:val="1"/>
+                <w:numId w:val="1003"/>
+              </w:numPr>
+            </w:pPr>
+            <w:r>
+              <w:t xml:space="preserve">For</w:t>
+            </w:r>
+            <w:r>
+              <w:t xml:space="preserve"> </w:t>
+            </w:r>
+            <m:oMath>
+              <m:r>
+                <m:t>x</m:t>
+              </m:r>
+              <m:r>
+                <m:rPr>
+                  <m:sty m:val="p"/>
+                </m:rPr>
+                <m:t>=</m:t>
+              </m:r>
+              <m:r>
+                <m:rPr>
+                  <m:sty m:val="p"/>
+                </m:rPr>
+                <m:t>−</m:t>
+              </m:r>
+              <m:r>
+                <m:t>2.1</m:t>
+              </m:r>
+            </m:oMath>
+            <w:r>
+              <w:t xml:space="preserve">: since</w:t>
+            </w:r>
+            <w:r>
+              <w:t xml:space="preserve"> </w:t>
+            </w:r>
+            <m:oMath>
+              <m:r>
+                <m:rPr>
+                  <m:sty m:val="p"/>
+                </m:rPr>
+                <m:t>−</m:t>
+              </m:r>
+              <m:r>
+                <m:t>2.1</m:t>
+              </m:r>
+              <m:r>
+                <m:rPr>
+                  <m:sty m:val="p"/>
+                </m:rPr>
+                <m:t>∉</m:t>
+              </m:r>
+              <m:r>
+                <m:rPr>
+                  <m:sty m:val="p"/>
+                </m:rPr>
+                <m:t>[</m:t>
+              </m:r>
+              <m:r>
+                <m:t>0</m:t>
+              </m:r>
+              <m:r>
+                <m:rPr>
+                  <m:sty m:val="p"/>
+                </m:rPr>
+                <m:t>,</m:t>
+              </m:r>
+              <m:r>
+                <m:rPr>
+                  <m:sty m:val="p"/>
+                </m:rPr>
+                <m:t>∞</m:t>
+              </m:r>
+              <m:r>
+                <m:rPr>
+                  <m:sty m:val="p"/>
+                </m:rPr>
+                <m:t>)</m:t>
+              </m:r>
+            </m:oMath>
+            <w:r>
+              <w:t xml:space="preserve">,</w:t>
+            </w:r>
+            <w:r>
+              <w:t xml:space="preserve"> </w:t>
+            </w:r>
+            <m:oMath>
+              <m:sSub>
+                <m:e>
+                  <m:r>
+                    <m:rPr>
+                      <m:scr m:val="double-struck"/>
+                      <m:sty m:val="p"/>
+                    </m:rPr>
+                    <m:t>1</m:t>
+                  </m:r>
+                </m:e>
+                <m:sub>
+                  <m:r>
+                    <m:t>A</m:t>
+                  </m:r>
+                </m:sub>
+              </m:sSub>
+              <m:r>
+                <m:rPr>
+                  <m:sty m:val="p"/>
+                </m:rPr>
+                <m:t>(</m:t>
+              </m:r>
+              <m:r>
+                <m:rPr>
+                  <m:sty m:val="p"/>
+                </m:rPr>
+                <m:t>−</m:t>
+              </m:r>
+              <m:r>
+                <m:t>2.1</m:t>
+              </m:r>
+              <m:r>
+                <m:rPr>
+                  <m:sty m:val="p"/>
+                </m:rPr>
+                <m:t>)</m:t>
+              </m:r>
+              <m:r>
+                <m:rPr>
+                  <m:sty m:val="p"/>
+                </m:rPr>
+                <m:t>=</m:t>
+              </m:r>
+              <m:r>
+                <m:t>0</m:t>
+              </m:r>
+            </m:oMath>
+            <w:r>
+              <w:t xml:space="preserve">.</w:t>
+            </w:r>
+          </w:p>
+          <w:p>
+            <w:pPr>
+              <w:pStyle w:val="Compact"/>
+              <w:numPr>
+                <w:ilvl w:val="0"/>
+                <w:numId w:val="1002"/>
+              </w:numPr>
+            </w:pPr>
+            <w:r>
+              <w:rPr>
+                <w:b/>
+                <w:bCs/>
+              </w:rPr>
+              <w:t xml:space="preserve">Predicate indicator</w:t>
+            </w:r>
+            <w:r>
+              <w:t xml:space="preserve"> </w:t>
+            </w:r>
+            <m:oMath>
+              <m:r>
+                <m:rPr>
+                  <m:scr m:val="double-struck"/>
+                  <m:sty m:val="p"/>
+                </m:rPr>
+                <m:t>1</m:t>
+              </m:r>
+              <m:r>
+                <m:t>​</m:t>
+              </m:r>
+              <m:d>
+                <m:dPr>
+                  <m:begChr m:val="("/>
+                  <m:sepChr m:val=""/>
+                  <m:endChr m:val=")"/>
+                  <m:grow/>
+                </m:dPr>
+                <m:e>
+                  <m:r>
+                    <m:t>Y</m:t>
+                  </m:r>
+                  <m:r>
+                    <m:rPr>
+                      <m:sty m:val="p"/>
+                    </m:rPr>
+                    <m:t>&gt;</m:t>
+                  </m:r>
+                  <m:r>
+                    <m:t>5</m:t>
+                  </m:r>
+                </m:e>
+              </m:d>
+              <m:r>
+                <m:t>​</m:t>
+              </m:r>
+            </m:oMath>
+            <w:r>
+              <w:t xml:space="preserve">:</w:t>
+            </w:r>
+          </w:p>
+          <w:p>
+            <w:pPr>
+              <w:pStyle w:val="Compact"/>
+              <w:numPr>
+                <w:ilvl w:val="1"/>
+                <w:numId w:val="1004"/>
+              </w:numPr>
+            </w:pPr>
+            <w:r>
+              <w:t xml:space="preserve">If an observation yields</w:t>
+            </w:r>
+            <w:r>
+              <w:t xml:space="preserve"> </w:t>
+            </w:r>
+            <m:oMath>
+              <m:r>
+                <m:t>Y</m:t>
+              </m:r>
+              <m:r>
+                <m:rPr>
+                  <m:sty m:val="p"/>
+                </m:rPr>
+                <m:t>=</m:t>
+              </m:r>
+              <m:r>
+                <m:t>7.2</m:t>
+              </m:r>
+            </m:oMath>
+            <w:r>
+              <w:t xml:space="preserve">,</w:t>
+            </w:r>
+            <w:r>
+              <w:t xml:space="preserve"> </w:t>
+            </w:r>
+            <w:r>
+              <w:t xml:space="preserve">the predicate</w:t>
+            </w:r>
+            <w:r>
+              <w:t xml:space="preserve"> </w:t>
+            </w:r>
+            <m:oMath>
+              <m:r>
+                <m:t>7.2</m:t>
+              </m:r>
+              <m:r>
+                <m:rPr>
+                  <m:sty m:val="p"/>
+                </m:rPr>
+                <m:t>&gt;</m:t>
+              </m:r>
+              <m:r>
+                <m:t>5</m:t>
+              </m:r>
+            </m:oMath>
+            <w:r>
+              <w:t xml:space="preserve"> </w:t>
+            </w:r>
+            <w:r>
+              <w:t xml:space="preserve">is true,</w:t>
+            </w:r>
+            <w:r>
+              <w:t xml:space="preserve"> </w:t>
+            </w:r>
+            <w:r>
+              <w:t xml:space="preserve">so</w:t>
+            </w:r>
+            <w:r>
+              <w:t xml:space="preserve"> </w:t>
+            </w:r>
+            <m:oMath>
+              <m:r>
+                <m:rPr>
+                  <m:scr m:val="double-struck"/>
+                  <m:sty m:val="p"/>
+                </m:rPr>
+                <m:t>1</m:t>
+              </m:r>
+              <m:r>
+                <m:t>​</m:t>
+              </m:r>
+              <m:d>
+                <m:dPr>
+                  <m:begChr m:val="("/>
+                  <m:sepChr m:val=""/>
+                  <m:endChr m:val=")"/>
+                  <m:grow/>
+                </m:dPr>
+                <m:e>
+                  <m:r>
+                    <m:t>7.2</m:t>
+                  </m:r>
+                  <m:r>
+                    <m:rPr>
+                      <m:sty m:val="p"/>
+                    </m:rPr>
+                    <m:t>&gt;</m:t>
+                  </m:r>
+                  <m:r>
+                    <m:t>5</m:t>
+                  </m:r>
+                </m:e>
+              </m:d>
+              <m:r>
+                <m:t>​</m:t>
+              </m:r>
+              <m:r>
+                <m:rPr>
+                  <m:sty m:val="p"/>
+                </m:rPr>
+                <m:t>=</m:t>
+              </m:r>
+              <m:r>
+                <m:t>1</m:t>
+              </m:r>
+            </m:oMath>
+            <w:r>
+              <w:t xml:space="preserve">.</w:t>
+            </w:r>
+          </w:p>
+          <w:p>
+            <w:pPr>
+              <w:pStyle w:val="Compact"/>
+              <w:numPr>
+                <w:ilvl w:val="1"/>
+                <w:numId w:val="1004"/>
+              </w:numPr>
+            </w:pPr>
+            <w:r>
+              <w:t xml:space="preserve">If an observation yields</w:t>
+            </w:r>
+            <w:r>
+              <w:t xml:space="preserve"> </w:t>
+            </w:r>
+            <m:oMath>
+              <m:r>
+                <m:t>Y</m:t>
+              </m:r>
+              <m:r>
+                <m:rPr>
+                  <m:sty m:val="p"/>
+                </m:rPr>
+                <m:t>=</m:t>
+              </m:r>
+              <m:r>
+                <m:t>4.1</m:t>
+              </m:r>
+            </m:oMath>
+            <w:r>
+              <w:t xml:space="preserve">,</w:t>
+            </w:r>
+            <w:r>
+              <w:t xml:space="preserve"> </w:t>
+            </w:r>
+            <w:r>
+              <w:t xml:space="preserve">the predicate</w:t>
+            </w:r>
+            <w:r>
+              <w:t xml:space="preserve"> </w:t>
+            </w:r>
+            <m:oMath>
+              <m:r>
+                <m:t>4.1</m:t>
+              </m:r>
+              <m:r>
+                <m:rPr>
+                  <m:sty m:val="p"/>
+                </m:rPr>
+                <m:t>&gt;</m:t>
+              </m:r>
+              <m:r>
+                <m:t>5</m:t>
+              </m:r>
+            </m:oMath>
+            <w:r>
+              <w:t xml:space="preserve"> </w:t>
+            </w:r>
+            <w:r>
+              <w:t xml:space="preserve">is false,</w:t>
+            </w:r>
+            <w:r>
+              <w:t xml:space="preserve"> </w:t>
+            </w:r>
+            <w:r>
+              <w:t xml:space="preserve">so</w:t>
+            </w:r>
+            <w:r>
+              <w:t xml:space="preserve"> </w:t>
+            </w:r>
+            <m:oMath>
+              <m:r>
+                <m:rPr>
+                  <m:scr m:val="double-struck"/>
+                  <m:sty m:val="p"/>
+                </m:rPr>
+                <m:t>1</m:t>
+              </m:r>
+              <m:r>
+                <m:t>​</m:t>
+              </m:r>
+              <m:d>
+                <m:dPr>
+                  <m:begChr m:val="("/>
+                  <m:sepChr m:val=""/>
+                  <m:endChr m:val=")"/>
+                  <m:grow/>
+                </m:dPr>
+                <m:e>
+                  <m:r>
+                    <m:t>4.1</m:t>
+                  </m:r>
+                  <m:r>
+                    <m:rPr>
+                      <m:sty m:val="p"/>
+                    </m:rPr>
+                    <m:t>&gt;</m:t>
+                  </m:r>
+                  <m:r>
+                    <m:t>5</m:t>
+                  </m:r>
+                </m:e>
+              </m:d>
+              <m:r>
+                <m:t>​</m:t>
+              </m:r>
+              <m:r>
+                <m:rPr>
+                  <m:sty m:val="p"/>
+                </m:rPr>
+                <m:t>=</m:t>
+              </m:r>
+              <m:r>
+                <m:t>0</m:t>
+              </m:r>
+            </m:oMath>
+            <w:r>
+              <w:t xml:space="preserve">.</w:t>
+            </w:r>
+          </w:p>
+          <w:bookmarkEnd w:id="21"/>
+          <w:p/>
+        </w:tc>
+      </w:tr>
+    </w:tbl>
+    <w:bookmarkStart w:id="25" w:name="X156504d913efc1f49ad7c2e43ace68824d2fb5d"/>
+    <w:p>
+      <w:pPr>
+        <w:pStyle w:val="Heading2"/>
+      </w:pPr>
+      <w:r>
+        <w:t xml:space="preserve">4.1 Two primary notational paradigms: set vs. predicate notation</w:t>
+      </w:r>
+    </w:p>
+    <w:p>
+      <w:pPr>
         <w:pStyle w:val="FirstParagraph"/>
       </w:pPr>
       <w:r>
+        <w:t xml:space="preserve">The vast majority of indicator notations belong to one of two families:</w:t>
+      </w:r>
+      <w:r>
+        <w:t xml:space="preserve"> </w:t>
+      </w:r>
+      <w:r>
+        <w:rPr>
+          <w:b/>
+          <w:bCs/>
+        </w:rPr>
+        <w:t xml:space="preserve">set notation</w:t>
+      </w:r>
+      <w:r>
+        <w:t xml:space="preserve"> </w:t>
+      </w:r>
+      <w:r>
+        <w:t xml:space="preserve">or</w:t>
+      </w:r>
+      <w:r>
+        <w:t xml:space="preserve"> </w:t>
+      </w:r>
+      <w:r>
+        <w:rPr>
+          <w:b/>
+          <w:bCs/>
+        </w:rPr>
+        <w:t xml:space="preserve">predicate notation</w:t>
+      </w:r>
+      <w:r>
+        <w:t xml:space="preserve">.</w:t>
+      </w:r>
+    </w:p>
+    <w:bookmarkStart w:id="22" w:name="set-notation"/>
+    <w:p>
+      <w:pPr>
+        <w:pStyle w:val="Heading3"/>
+      </w:pPr>
+      <w:r>
+        <w:t xml:space="preserve">4.1.1 Set notation</w:t>
+      </w:r>
+    </w:p>
+    <w:p>
+      <w:pPr>
+        <w:pStyle w:val="FirstParagraph"/>
+      </w:pPr>
+      <w:r>
+        <w:t xml:space="preserve">In</w:t>
+      </w:r>
+      <w:r>
+        <w:t xml:space="preserve"> </w:t>
+      </w:r>
+      <w:r>
+        <w:rPr>
+          <w:b/>
+          <w:bCs/>
+        </w:rPr>
+        <w:t xml:space="preserve">set notation</w:t>
+      </w:r>
+      <w:r>
+        <w:t xml:space="preserve">,</w:t>
+      </w:r>
+      <w:r>
+        <w:t xml:space="preserve"> </w:t>
+      </w:r>
+      <w:r>
+        <w:t xml:space="preserve">the indicator is tied to a set</w:t>
+      </w:r>
+      <w:r>
+        <w:t xml:space="preserve"> </w:t>
+      </w:r>
+      <m:oMath>
+        <m:r>
+          <m:t>A</m:t>
+        </m:r>
+      </m:oMath>
+      <w:r>
+        <w:t xml:space="preserve">,</w:t>
+      </w:r>
+      <w:r>
+        <w:t xml:space="preserve"> </w:t>
+      </w:r>
+      <w:r>
+        <w:t xml:space="preserve">which appears as a subscript:</w:t>
+      </w:r>
+    </w:p>
+    <w:p>
+      <w:pPr>
+        <w:pStyle w:val="Compact"/>
+        <w:numPr>
+          <w:ilvl w:val="0"/>
+          <w:numId w:val="1005"/>
+        </w:numPr>
+      </w:pPr>
+      <m:oMath>
+        <m:sSub>
+          <m:e>
+            <m:r>
+              <m:rPr>
+                <m:sty m:val="b"/>
+              </m:rPr>
+              <m:t>1</m:t>
+            </m:r>
+          </m:e>
+          <m:sub>
+            <m:r>
+              <m:t>A</m:t>
+            </m:r>
+          </m:sub>
+        </m:sSub>
+        <m:r>
+          <m:rPr>
+            <m:sty m:val="p"/>
+          </m:rPr>
+          <m:t>(</m:t>
+        </m:r>
+        <m:r>
+          <m:t>x</m:t>
+        </m:r>
+        <m:r>
+          <m:rPr>
+            <m:sty m:val="p"/>
+          </m:rPr>
+          <m:t>)</m:t>
+        </m:r>
+      </m:oMath>
+      <w:r>
+        <w:t xml:space="preserve"> </w:t>
+      </w:r>
+      <w:r>
+        <w:t xml:space="preserve">(bold numeral one)</w:t>
+      </w:r>
+    </w:p>
+    <w:p>
+      <w:pPr>
+        <w:pStyle w:val="Compact"/>
+        <w:numPr>
+          <w:ilvl w:val="0"/>
+          <w:numId w:val="1005"/>
+        </w:numPr>
+      </w:pPr>
+      <m:oMath>
+        <m:sSub>
+          <m:e>
+            <m:r>
+              <m:rPr>
+                <m:scr m:val="double-struck"/>
+                <m:sty m:val="p"/>
+              </m:rPr>
+              <m:t>1</m:t>
+            </m:r>
+          </m:e>
+          <m:sub>
+            <m:r>
+              <m:t>A</m:t>
+            </m:r>
+          </m:sub>
+        </m:sSub>
+        <m:r>
+          <m:rPr>
+            <m:sty m:val="p"/>
+          </m:rPr>
+          <m:t>(</m:t>
+        </m:r>
+        <m:r>
+          <m:t>x</m:t>
+        </m:r>
+        <m:r>
+          <m:rPr>
+            <m:sty m:val="p"/>
+          </m:rPr>
+          <m:t>)</m:t>
+        </m:r>
+      </m:oMath>
+      <w:r>
+        <w:t xml:space="preserve"> </w:t>
+      </w:r>
+      <w:r>
+        <w:t xml:space="preserve">(blackboard bold numeral one)</w:t>
+      </w:r>
+    </w:p>
+    <w:p>
+      <w:pPr>
+        <w:pStyle w:val="Compact"/>
+        <w:numPr>
+          <w:ilvl w:val="0"/>
+          <w:numId w:val="1005"/>
+        </w:numPr>
+      </w:pPr>
+      <m:oMath>
+        <m:sSub>
+          <m:e>
+            <m:r>
+              <m:t>I</m:t>
+            </m:r>
+          </m:e>
+          <m:sub>
+            <m:r>
+              <m:t>A</m:t>
+            </m:r>
+          </m:sub>
+        </m:sSub>
+        <m:r>
+          <m:rPr>
+            <m:sty m:val="p"/>
+          </m:rPr>
+          <m:t>(</m:t>
+        </m:r>
+        <m:r>
+          <m:t>x</m:t>
+        </m:r>
+        <m:r>
+          <m:rPr>
+            <m:sty m:val="p"/>
+          </m:rPr>
+          <m:t>)</m:t>
+        </m:r>
+      </m:oMath>
+      <w:r>
+        <w:t xml:space="preserve"> </w:t>
+      </w:r>
+      <w:r>
+        <w:t xml:space="preserve">(capital letter</w:t>
+      </w:r>
+      <w:r>
+        <w:t xml:space="preserve"> </w:t>
+      </w:r>
+      <m:oMath>
+        <m:r>
+          <m:t>I</m:t>
+        </m:r>
+      </m:oMath>
+      <w:r>
+        <w:t xml:space="preserve">)</w:t>
+      </w:r>
+    </w:p>
+    <w:p>
+      <w:pPr>
+        <w:pStyle w:val="Compact"/>
+        <w:numPr>
+          <w:ilvl w:val="0"/>
+          <w:numId w:val="1005"/>
+        </w:numPr>
+      </w:pPr>
+      <m:oMath>
+        <m:sSub>
+          <m:e>
+            <m:r>
+              <m:rPr>
+                <m:scr m:val="double-struck"/>
+                <m:sty m:val="p"/>
+              </m:rPr>
+              <m:t>I</m:t>
+            </m:r>
+          </m:e>
+          <m:sub>
+            <m:r>
+              <m:t>A</m:t>
+            </m:r>
+          </m:sub>
+        </m:sSub>
+        <m:r>
+          <m:rPr>
+            <m:sty m:val="p"/>
+          </m:rPr>
+          <m:t>(</m:t>
+        </m:r>
+        <m:r>
+          <m:t>x</m:t>
+        </m:r>
+        <m:r>
+          <m:rPr>
+            <m:sty m:val="p"/>
+          </m:rPr>
+          <m:t>)</m:t>
+        </m:r>
+      </m:oMath>
+      <w:r>
+        <w:t xml:space="preserve"> </w:t>
+      </w:r>
+      <w:r>
+        <w:t xml:space="preserve">(blackboard bold letter</w:t>
+      </w:r>
+      <w:r>
+        <w:t xml:space="preserve"> </w:t>
+      </w:r>
+      <m:oMath>
+        <m:r>
+          <m:t>I</m:t>
+        </m:r>
+      </m:oMath>
+      <w:r>
+        <w:t xml:space="preserve">)</w:t>
+      </w:r>
+    </w:p>
+    <w:p>
+      <w:pPr>
+        <w:pStyle w:val="Compact"/>
+        <w:numPr>
+          <w:ilvl w:val="0"/>
+          <w:numId w:val="1005"/>
+        </w:numPr>
+      </w:pPr>
+      <m:oMath>
+        <m:sSub>
+          <m:e>
+            <m:r>
+              <m:t>χ</m:t>
+            </m:r>
+          </m:e>
+          <m:sub>
+            <m:r>
+              <m:t>A</m:t>
+            </m:r>
+          </m:sub>
+        </m:sSub>
+        <m:r>
+          <m:rPr>
+            <m:sty m:val="p"/>
+          </m:rPr>
+          <m:t>(</m:t>
+        </m:r>
+        <m:r>
+          <m:t>x</m:t>
+        </m:r>
+        <m:r>
+          <m:rPr>
+            <m:sty m:val="p"/>
+          </m:rPr>
+          <m:t>)</m:t>
+        </m:r>
+      </m:oMath>
+      <w:r>
+        <w:t xml:space="preserve"> </w:t>
+      </w:r>
+      <w:r>
+        <w:t xml:space="preserve">(Greek letter chi, historically termed the</w:t>
+      </w:r>
+      <w:r>
+        <w:t xml:space="preserve"> </w:t>
+      </w:r>
+      <w:r>
+        <w:rPr>
+          <w:i/>
+          <w:iCs/>
+        </w:rPr>
+        <w:t xml:space="preserve">characteristic function</w:t>
+      </w:r>
+      <w:r>
+        <w:t xml:space="preserve">)</w:t>
+      </w:r>
+    </w:p>
+    <w:p>
+      <w:pPr>
+        <w:pStyle w:val="FirstParagraph"/>
+      </w:pPr>
+      <w:r>
+        <w:t xml:space="preserve">When the function is viewed as a mathematical object in its own right</w:t>
+      </w:r>
+      <w:r>
+        <w:t xml:space="preserve"> </w:t>
+      </w:r>
+      <w:r>
+        <w:t xml:space="preserve">(for instance, as an element of an</w:t>
+      </w:r>
+      <w:r>
+        <w:t xml:space="preserve"> </w:t>
+      </w:r>
+      <m:oMath>
+        <m:sSup>
+          <m:e>
+            <m:r>
+              <m:t>L</m:t>
+            </m:r>
+          </m:e>
+          <m:sup>
+            <m:r>
+              <m:t>p</m:t>
+            </m:r>
+          </m:sup>
+        </m:sSup>
+      </m:oMath>
+      <w:r>
+        <w:t xml:space="preserve"> </w:t>
+      </w:r>
+      <w:r>
+        <w:t xml:space="preserve">function space),</w:t>
+      </w:r>
+      <w:r>
+        <w:t xml:space="preserve"> </w:t>
+      </w:r>
+      <w:r>
+        <w:t xml:space="preserve">authors often omit the argument</w:t>
+      </w:r>
+      <w:r>
+        <w:t xml:space="preserve"> </w:t>
+      </w:r>
+      <m:oMath>
+        <m:r>
+          <m:t>x</m:t>
+        </m:r>
+      </m:oMath>
+      <w:r>
+        <w:t xml:space="preserve">,</w:t>
+      </w:r>
+      <w:r>
+        <w:t xml:space="preserve"> </w:t>
+      </w:r>
+      <w:r>
+        <w:t xml:space="preserve">writing simply</w:t>
+      </w:r>
+      <w:r>
+        <w:t xml:space="preserve"> </w:t>
+      </w:r>
+      <m:oMath>
+        <m:sSub>
+          <m:e>
+            <m:r>
+              <m:rPr>
+                <m:sty m:val="b"/>
+              </m:rPr>
+              <m:t>1</m:t>
+            </m:r>
+          </m:e>
+          <m:sub>
+            <m:r>
+              <m:t>A</m:t>
+            </m:r>
+          </m:sub>
+        </m:sSub>
+      </m:oMath>
+      <w:r>
+        <w:t xml:space="preserve">,</w:t>
+      </w:r>
+      <w:r>
+        <w:t xml:space="preserve"> </w:t>
+      </w:r>
+      <m:oMath>
+        <m:sSub>
+          <m:e>
+            <m:r>
+              <m:rPr>
+                <m:scr m:val="double-struck"/>
+                <m:sty m:val="p"/>
+              </m:rPr>
+              <m:t>1</m:t>
+            </m:r>
+          </m:e>
+          <m:sub>
+            <m:r>
+              <m:t>A</m:t>
+            </m:r>
+          </m:sub>
+        </m:sSub>
+      </m:oMath>
+      <w:r>
+        <w:t xml:space="preserve">, or</w:t>
+      </w:r>
+      <w:r>
+        <w:t xml:space="preserve"> </w:t>
+      </w:r>
+      <m:oMath>
+        <m:sSub>
+          <m:e>
+            <m:r>
+              <m:t>I</m:t>
+            </m:r>
+          </m:e>
+          <m:sub>
+            <m:r>
+              <m:t>A</m:t>
+            </m:r>
+          </m:sub>
+        </m:sSub>
+      </m:oMath>
+      <w:r>
+        <w:t xml:space="preserve">.</w:t>
+      </w:r>
+    </w:p>
+    <w:bookmarkEnd w:id="22"/>
+    <w:bookmarkStart w:id="23" w:name="predicate-notation"/>
+    <w:p>
+      <w:pPr>
+        <w:pStyle w:val="Heading3"/>
+      </w:pPr>
+      <w:r>
+        <w:t xml:space="preserve">4.1.2 Predicate notation</w:t>
+      </w:r>
+    </w:p>
+    <w:p>
+      <w:pPr>
+        <w:pStyle w:val="FirstParagraph"/>
+      </w:pPr>
+      <w:r>
+        <w:t xml:space="preserve">In</w:t>
+      </w:r>
+      <w:r>
+        <w:t xml:space="preserve"> </w:t>
+      </w:r>
+      <w:r>
+        <w:rPr>
+          <w:b/>
+          <w:bCs/>
+        </w:rPr>
+        <w:t xml:space="preserve">predicate notation</w:t>
+      </w:r>
+      <w:r>
+        <w:t xml:space="preserve">,</w:t>
+      </w:r>
+      <w:r>
+        <w:t xml:space="preserve"> </w:t>
+      </w:r>
+      <w:r>
+        <w:t xml:space="preserve">the indicator takes a logical condition,</w:t>
+      </w:r>
+      <w:r>
+        <w:t xml:space="preserve"> </w:t>
+      </w:r>
+      <w:r>
+        <w:t xml:space="preserve">relation,</w:t>
+      </w:r>
+      <w:r>
+        <w:t xml:space="preserve"> </w:t>
+      </w:r>
+      <w:r>
+        <w:t xml:space="preserve">or proposition</w:t>
+      </w:r>
+      <w:r>
+        <w:t xml:space="preserve"> </w:t>
+      </w:r>
+      <m:oMath>
+        <m:r>
+          <m:t>P</m:t>
+        </m:r>
+      </m:oMath>
+      <w:r>
+        <w:t xml:space="preserve"> </w:t>
+      </w:r>
+      <w:r>
+        <w:t xml:space="preserve">directly as its argument or subscript:</w:t>
+      </w:r>
+    </w:p>
+    <w:p>
+      <w:pPr>
+        <w:pStyle w:val="Compact"/>
+        <w:numPr>
+          <w:ilvl w:val="0"/>
+          <w:numId w:val="1006"/>
+        </w:numPr>
+      </w:pPr>
+      <m:oMath>
+        <m:r>
+          <m:rPr>
+            <m:scr m:val="double-struck"/>
+            <m:sty m:val="p"/>
+          </m:rPr>
+          <m:t>I</m:t>
+        </m:r>
+        <m:r>
+          <m:rPr>
+            <m:sty m:val="p"/>
+          </m:rPr>
+          <m:t>(</m:t>
+        </m:r>
+        <m:r>
+          <m:t>x</m:t>
+        </m:r>
+        <m:r>
+          <m:rPr>
+            <m:sty m:val="p"/>
+          </m:rPr>
+          <m:t>∈</m:t>
+        </m:r>
+        <m:r>
+          <m:t>A</m:t>
+        </m:r>
+        <m:r>
+          <m:rPr>
+            <m:sty m:val="p"/>
+          </m:rPr>
+          <m:t>)</m:t>
+        </m:r>
+      </m:oMath>
+      <w:r>
+        <w:t xml:space="preserve"> </w:t>
+      </w:r>
+      <w:r>
+        <w:t xml:space="preserve">or</w:t>
+      </w:r>
+      <w:r>
+        <w:t xml:space="preserve"> </w:t>
+      </w:r>
+      <m:oMath>
+        <m:r>
+          <m:rPr>
+            <m:scr m:val="double-struck"/>
+            <m:sty m:val="p"/>
+          </m:rPr>
+          <m:t>I</m:t>
+        </m:r>
+        <m:r>
+          <m:rPr>
+            <m:sty m:val="p"/>
+          </m:rPr>
+          <m:t>(</m:t>
+        </m:r>
+        <m:r>
+          <m:t>P</m:t>
+        </m:r>
+        <m:r>
+          <m:rPr>
+            <m:sty m:val="p"/>
+          </m:rPr>
+          <m:t>)</m:t>
+        </m:r>
+      </m:oMath>
+    </w:p>
+    <w:p>
+      <w:pPr>
+        <w:pStyle w:val="Compact"/>
+        <w:numPr>
+          <w:ilvl w:val="0"/>
+          <w:numId w:val="1006"/>
+        </w:numPr>
+      </w:pPr>
+      <m:oMath>
+        <m:r>
+          <m:rPr>
+            <m:sty m:val="b"/>
+          </m:rPr>
+          <m:t>1</m:t>
+        </m:r>
+        <m:r>
+          <m:rPr>
+            <m:sty m:val="p"/>
+          </m:rPr>
+          <m:t>(</m:t>
+        </m:r>
+        <m:r>
+          <m:t>x</m:t>
+        </m:r>
+        <m:r>
+          <m:rPr>
+            <m:sty m:val="p"/>
+          </m:rPr>
+          <m:t>∈</m:t>
+        </m:r>
+        <m:r>
+          <m:t>A</m:t>
+        </m:r>
+        <m:r>
+          <m:rPr>
+            <m:sty m:val="p"/>
+          </m:rPr>
+          <m:t>)</m:t>
+        </m:r>
+      </m:oMath>
+      <w:r>
+        <w:t xml:space="preserve"> </w:t>
+      </w:r>
+      <w:r>
+        <w:t xml:space="preserve">or</w:t>
+      </w:r>
+      <w:r>
+        <w:t xml:space="preserve"> </w:t>
+      </w:r>
+      <m:oMath>
+        <m:r>
+          <m:rPr>
+            <m:sty m:val="b"/>
+          </m:rPr>
+          <m:t>1</m:t>
+        </m:r>
+        <m:r>
+          <m:rPr>
+            <m:sty m:val="p"/>
+          </m:rPr>
+          <m:t>(</m:t>
+        </m:r>
+        <m:r>
+          <m:t>P</m:t>
+        </m:r>
+        <m:r>
+          <m:rPr>
+            <m:sty m:val="p"/>
+          </m:rPr>
+          <m:t>)</m:t>
+        </m:r>
+      </m:oMath>
+    </w:p>
+    <w:p>
+      <w:pPr>
+        <w:pStyle w:val="Compact"/>
+        <w:numPr>
+          <w:ilvl w:val="0"/>
+          <w:numId w:val="1006"/>
+        </w:numPr>
+      </w:pPr>
+      <m:oMath>
+        <m:r>
+          <m:rPr>
+            <m:scr m:val="double-struck"/>
+            <m:sty m:val="p"/>
+          </m:rPr>
+          <m:t>1</m:t>
+        </m:r>
+        <m:r>
+          <m:rPr>
+            <m:sty m:val="p"/>
+          </m:rPr>
+          <m:t>(</m:t>
+        </m:r>
+        <m:r>
+          <m:t>x</m:t>
+        </m:r>
+        <m:r>
+          <m:rPr>
+            <m:sty m:val="p"/>
+          </m:rPr>
+          <m:t>∈</m:t>
+        </m:r>
+        <m:r>
+          <m:t>A</m:t>
+        </m:r>
+        <m:r>
+          <m:rPr>
+            <m:sty m:val="p"/>
+          </m:rPr>
+          <m:t>)</m:t>
+        </m:r>
+      </m:oMath>
+      <w:r>
+        <w:t xml:space="preserve"> </w:t>
+      </w:r>
+      <w:r>
+        <w:t xml:space="preserve">or</w:t>
+      </w:r>
+      <w:r>
+        <w:t xml:space="preserve"> </w:t>
+      </w:r>
+      <m:oMath>
+        <m:r>
+          <m:rPr>
+            <m:scr m:val="double-struck"/>
+            <m:sty m:val="p"/>
+          </m:rPr>
+          <m:t>1</m:t>
+        </m:r>
+        <m:r>
+          <m:rPr>
+            <m:sty m:val="p"/>
+          </m:rPr>
+          <m:t>(</m:t>
+        </m:r>
+        <m:r>
+          <m:t>P</m:t>
+        </m:r>
+        <m:r>
+          <m:rPr>
+            <m:sty m:val="p"/>
+          </m:rPr>
+          <m:t>)</m:t>
+        </m:r>
+      </m:oMath>
+    </w:p>
+    <w:p>
+      <w:pPr>
+        <w:pStyle w:val="Compact"/>
+        <w:numPr>
+          <w:ilvl w:val="0"/>
+          <w:numId w:val="1006"/>
+        </w:numPr>
+      </w:pPr>
+      <m:oMath>
+        <m:r>
+          <m:rPr>
+            <m:scr m:val="double-struck"/>
+            <m:sty m:val="p"/>
+          </m:rPr>
+          <m:t>1</m:t>
+        </m:r>
+        <m:r>
+          <m:rPr>
+            <m:sty m:val="p"/>
+          </m:rPr>
+          <m:t>{</m:t>
+        </m:r>
+        <m:r>
+          <m:t>x</m:t>
+        </m:r>
+        <m:r>
+          <m:rPr>
+            <m:sty m:val="p"/>
+          </m:rPr>
+          <m:t>∈</m:t>
+        </m:r>
+        <m:r>
+          <m:t>A</m:t>
+        </m:r>
+        <m:r>
+          <m:rPr>
+            <m:sty m:val="p"/>
+          </m:rPr>
+          <m:t>}</m:t>
+        </m:r>
+      </m:oMath>
+      <w:r>
+        <w:t xml:space="preserve"> </w:t>
+      </w:r>
+      <w:r>
+        <w:t xml:space="preserve">or</w:t>
+      </w:r>
+      <w:r>
+        <w:t xml:space="preserve"> </w:t>
+      </w:r>
+      <m:oMath>
+        <m:r>
+          <m:rPr>
+            <m:scr m:val="double-struck"/>
+            <m:sty m:val="p"/>
+          </m:rPr>
+          <m:t>1</m:t>
+        </m:r>
+        <m:r>
+          <m:rPr>
+            <m:sty m:val="p"/>
+          </m:rPr>
+          <m:t>{</m:t>
+        </m:r>
+        <m:r>
+          <m:t>P</m:t>
+        </m:r>
+        <m:r>
+          <m:rPr>
+            <m:sty m:val="p"/>
+          </m:rPr>
+          <m:t>}</m:t>
+        </m:r>
+      </m:oMath>
+    </w:p>
+    <w:p>
+      <w:pPr>
+        <w:pStyle w:val="Compact"/>
+        <w:numPr>
+          <w:ilvl w:val="0"/>
+          <w:numId w:val="1006"/>
+        </w:numPr>
+      </w:pPr>
+      <m:oMath>
+        <m:r>
+          <m:t>I</m:t>
+        </m:r>
+        <m:r>
+          <m:rPr>
+            <m:sty m:val="p"/>
+          </m:rPr>
+          <m:t>(</m:t>
+        </m:r>
+        <m:r>
+          <m:t>x</m:t>
+        </m:r>
+        <m:r>
+          <m:rPr>
+            <m:sty m:val="p"/>
+          </m:rPr>
+          <m:t>∈</m:t>
+        </m:r>
+        <m:r>
+          <m:t>A</m:t>
+        </m:r>
+        <m:r>
+          <m:rPr>
+            <m:sty m:val="p"/>
+          </m:rPr>
+          <m:t>)</m:t>
+        </m:r>
+      </m:oMath>
+      <w:r>
+        <w:t xml:space="preserve"> </w:t>
+      </w:r>
+      <w:r>
+        <w:t xml:space="preserve">or</w:t>
+      </w:r>
+      <w:r>
+        <w:t xml:space="preserve"> </w:t>
+      </w:r>
+      <m:oMath>
+        <m:r>
+          <m:t>I</m:t>
+        </m:r>
+        <m:r>
+          <m:rPr>
+            <m:sty m:val="p"/>
+          </m:rPr>
+          <m:t>(</m:t>
+        </m:r>
+        <m:r>
+          <m:t>P</m:t>
+        </m:r>
+        <m:r>
+          <m:rPr>
+            <m:sty m:val="p"/>
+          </m:rPr>
+          <m:t>)</m:t>
+        </m:r>
+      </m:oMath>
+    </w:p>
+    <w:p>
+      <w:pPr>
+        <w:pStyle w:val="FirstParagraph"/>
+      </w:pPr>
+      <w:r>
+        <w:t xml:space="preserve">Predicate notation is especially common in applied statistics and survival analysis,</w:t>
+      </w:r>
+      <w:r>
+        <w:t xml:space="preserve"> </w:t>
+      </w:r>
+      <w:r>
+        <w:t xml:space="preserve">where indicators frequently depend on inequalities involving random variables,</w:t>
+      </w:r>
+      <w:r>
+        <w:t xml:space="preserve"> </w:t>
+      </w:r>
+      <w:r>
+        <w:t xml:space="preserve">such as</w:t>
+      </w:r>
+      <w:r>
+        <w:t xml:space="preserve"> </w:t>
+      </w:r>
+      <m:oMath>
+        <m:r>
+          <m:rPr>
+            <m:scr m:val="double-struck"/>
+            <m:sty m:val="p"/>
+          </m:rPr>
+          <m:t>1</m:t>
+        </m:r>
+        <m:r>
+          <m:t>​</m:t>
+        </m:r>
+        <m:d>
+          <m:dPr>
+            <m:begChr m:val="("/>
+            <m:sepChr m:val=""/>
+            <m:endChr m:val=")"/>
+            <m:grow/>
+          </m:dPr>
+          <m:e>
+            <m:sSub>
+              <m:e>
+                <m:r>
+                  <m:t>T</m:t>
+                </m:r>
+              </m:e>
+              <m:sub>
+                <m:r>
+                  <m:t>i</m:t>
+                </m:r>
+              </m:sub>
+            </m:sSub>
+            <m:r>
+              <m:rPr>
+                <m:sty m:val="p"/>
+              </m:rPr>
+              <m:t>≤</m:t>
+            </m:r>
+            <m:r>
+              <m:t>t</m:t>
+            </m:r>
+          </m:e>
+        </m:d>
+        <m:r>
+          <m:t>​</m:t>
+        </m:r>
+      </m:oMath>
+      <w:r>
+        <w:t xml:space="preserve"> </w:t>
+      </w:r>
+      <w:r>
+        <w:t xml:space="preserve">(an event occurring before time</w:t>
+      </w:r>
+      <w:r>
+        <w:t xml:space="preserve"> </w:t>
+      </w:r>
+      <m:oMath>
+        <m:r>
+          <m:t>t</m:t>
+        </m:r>
+      </m:oMath>
+      <w:r>
+        <w:t xml:space="preserve">)</w:t>
+      </w:r>
+      <w:r>
+        <w:t xml:space="preserve"> </w:t>
+      </w:r>
+      <w:r>
+        <w:t xml:space="preserve">or</w:t>
+      </w:r>
+      <w:r>
+        <w:t xml:space="preserve"> </w:t>
+      </w:r>
+      <m:oMath>
+        <m:r>
+          <m:rPr>
+            <m:scr m:val="double-struck"/>
+            <m:sty m:val="p"/>
+          </m:rPr>
+          <m:t>1</m:t>
+        </m:r>
+        <m:r>
+          <m:t>​</m:t>
+        </m:r>
+        <m:d>
+          <m:dPr>
+            <m:begChr m:val="("/>
+            <m:sepChr m:val=""/>
+            <m:endChr m:val=")"/>
+            <m:grow/>
+          </m:dPr>
+          <m:e>
+            <m:sSub>
+              <m:e>
+                <m:r>
+                  <m:t>Y</m:t>
+                </m:r>
+              </m:e>
+              <m:sub>
+                <m:r>
+                  <m:t>i</m:t>
+                </m:r>
+              </m:sub>
+            </m:sSub>
+            <m:r>
+              <m:rPr>
+                <m:sty m:val="p"/>
+              </m:rPr>
+              <m:t>=</m:t>
+            </m:r>
+            <m:r>
+              <m:t>1</m:t>
+            </m:r>
+          </m:e>
+        </m:d>
+        <m:r>
+          <m:t>​</m:t>
+        </m:r>
+      </m:oMath>
+      <w:r>
+        <w:t xml:space="preserve"> </w:t>
+      </w:r>
+      <w:r>
+        <w:t xml:space="preserve">(a binary outcome).</w:t>
+      </w:r>
+    </w:p>
+    <w:bookmarkEnd w:id="23"/>
+    <w:bookmarkStart w:id="24" w:name="equivalence-between-paradigms"/>
+    <w:p>
+      <w:pPr>
+        <w:pStyle w:val="Heading3"/>
+      </w:pPr>
+      <w:r>
+        <w:t xml:space="preserve">4.1.3 Equivalence between paradigms</w:t>
+      </w:r>
+    </w:p>
+    <w:p>
+      <w:pPr>
+        <w:pStyle w:val="FirstParagraph"/>
+      </w:pPr>
+      <w:r>
+        <w:t xml:space="preserve">The two paradigms are connected by evaluating the predicate indicator</w:t>
+      </w:r>
+      <w:r>
+        <w:t xml:space="preserve"> </w:t>
+      </w:r>
+      <w:r>
+        <w:t xml:space="preserve">at the membership statement</w:t>
+      </w:r>
+      <w:r>
+        <w:t xml:space="preserve"> </w:t>
+      </w:r>
+      <m:oMath>
+        <m:r>
+          <m:t>x</m:t>
+        </m:r>
+        <m:r>
+          <m:rPr>
+            <m:sty m:val="p"/>
+          </m:rPr>
+          <m:t>∈</m:t>
+        </m:r>
+        <m:r>
+          <m:t>A</m:t>
+        </m:r>
+      </m:oMath>
+      <w:r>
+        <w:t xml:space="preserve">:</w:t>
+      </w:r>
+    </w:p>
+    <w:p>
+      <w:pPr>
+        <w:pStyle w:val="BodyText"/>
+      </w:pPr>
+      <m:oMathPara>
+        <m:oMathParaPr>
+          <m:jc m:val="center"/>
+        </m:oMathParaPr>
+        <m:oMath>
+          <m:sSub>
+            <m:e>
+              <m:r>
+                <m:rPr>
+                  <m:sty m:val="b"/>
+                </m:rPr>
+                <m:t>1</m:t>
+              </m:r>
+            </m:e>
+            <m:sub>
+              <m:r>
+                <m:t>A</m:t>
+              </m:r>
+            </m:sub>
+          </m:sSub>
+          <m:r>
+            <m:rPr>
+              <m:sty m:val="p"/>
+            </m:rPr>
+            <m:t>(</m:t>
+          </m:r>
+          <m:r>
+            <m:t>x</m:t>
+          </m:r>
+          <m:r>
+            <m:rPr>
+              <m:sty m:val="p"/>
+            </m:rPr>
+            <m:t>)</m:t>
+          </m:r>
+          <m:r>
+            <m:rPr>
+              <m:sty m:val="p"/>
+            </m:rPr>
+            <m:t>=</m:t>
+          </m:r>
+          <m:r>
+            <m:rPr>
+              <m:scr m:val="double-struck"/>
+              <m:sty m:val="p"/>
+            </m:rPr>
+            <m:t>I</m:t>
+          </m:r>
+          <m:r>
+            <m:rPr>
+              <m:sty m:val="p"/>
+            </m:rPr>
+            <m:t>(</m:t>
+          </m:r>
+          <m:r>
+            <m:t>x</m:t>
+          </m:r>
+          <m:r>
+            <m:rPr>
+              <m:sty m:val="p"/>
+            </m:rPr>
+            <m:t>∈</m:t>
+          </m:r>
+          <m:r>
+            <m:t>A</m:t>
+          </m:r>
+          <m:r>
+            <m:rPr>
+              <m:sty m:val="p"/>
+            </m:rPr>
+            <m:t>)</m:t>
+          </m:r>
+        </m:oMath>
+      </m:oMathPara>
+    </w:p>
+    <w:p>
+      <w:pPr>
+        <w:pStyle w:val="FirstParagraph"/>
+      </w:pPr>
+      <w:r>
+        <w:t xml:space="preserve">Set notation is more natural when the underlying set</w:t>
+      </w:r>
+      <w:r>
+        <w:t xml:space="preserve"> </w:t>
+      </w:r>
+      <m:oMath>
+        <m:r>
+          <m:t>A</m:t>
+        </m:r>
+      </m:oMath>
+      <w:r>
+        <w:t xml:space="preserve"> </w:t>
+      </w:r>
+      <w:r>
+        <w:t xml:space="preserve">has a standard name</w:t>
+      </w:r>
+      <w:r>
+        <w:t xml:space="preserve"> </w:t>
+      </w:r>
+      <w:r>
+        <w:t xml:space="preserve">(such as the support of a distribution or a geometric region).</w:t>
+      </w:r>
+      <w:r>
+        <w:t xml:space="preserve"> </w:t>
+      </w:r>
+      <w:r>
+        <w:t xml:space="preserve">Predicate notation is more natural when the condition involves compound inequalities,</w:t>
+      </w:r>
+      <w:r>
+        <w:t xml:space="preserve"> </w:t>
+      </w:r>
+      <w:r>
+        <w:t xml:space="preserve">such as</w:t>
+      </w:r>
+      <w:r>
+        <w:t xml:space="preserve"> </w:t>
+      </w:r>
+      <m:oMath>
+        <m:r>
+          <m:rPr>
+            <m:scr m:val="double-struck"/>
+            <m:sty m:val="p"/>
+          </m:rPr>
+          <m:t>1</m:t>
+        </m:r>
+        <m:r>
+          <m:t>​</m:t>
+        </m:r>
+        <m:d>
+          <m:dPr>
+            <m:begChr m:val="("/>
+            <m:sepChr m:val=""/>
+            <m:endChr m:val=")"/>
+            <m:grow/>
+          </m:dPr>
+          <m:e>
+            <m:r>
+              <m:t>0</m:t>
+            </m:r>
+            <m:r>
+              <m:rPr>
+                <m:sty m:val="p"/>
+              </m:rPr>
+              <m:t>≤</m:t>
+            </m:r>
+            <m:r>
+              <m:t>t</m:t>
+            </m:r>
+            <m:r>
+              <m:rPr>
+                <m:sty m:val="p"/>
+              </m:rPr>
+              <m:t>≤</m:t>
+            </m:r>
+            <m:r>
+              <m:t>u</m:t>
+            </m:r>
+          </m:e>
+        </m:d>
+        <m:r>
+          <m:t>​</m:t>
+        </m:r>
+      </m:oMath>
+      <w:r>
+        <w:t xml:space="preserve">.</w:t>
+      </w:r>
+    </w:p>
+    <w:bookmarkEnd w:id="24"/>
+    <w:bookmarkEnd w:id="25"/>
+    <w:bookmarkStart w:id="28" w:name="iverson-bracket-notation"/>
+    <w:p>
+      <w:pPr>
+        <w:pStyle w:val="Heading2"/>
+      </w:pPr>
+      <w:r>
+        <w:t xml:space="preserve">4.2 Iverson bracket notation</w:t>
+      </w:r>
+    </w:p>
+    <w:p>
+      <w:pPr>
+        <w:pStyle w:val="FirstParagraph"/>
+      </w:pPr>
+      <w:r>
+        <w:t xml:space="preserve">In 1962,</w:t>
+      </w:r>
+      <w:r>
+        <w:t xml:space="preserve"> </w:t>
+      </w:r>
+      <w:r>
+        <w:t xml:space="preserve">Kenneth Iverson introduced a compact notation in the programming language APL,</w:t>
+      </w:r>
+      <w:r>
+        <w:t xml:space="preserve"> </w:t>
+      </w:r>
+      <w:r>
+        <w:t xml:space="preserve">later popularized in mathematics and computer science by Donald Knuth:</w:t>
+      </w:r>
+      <w:r>
+        <w:t xml:space="preserve"> </w:t>
+      </w:r>
+      <w:r>
+        <w:t xml:space="preserve">the</w:t>
+      </w:r>
+      <w:r>
+        <w:t xml:space="preserve"> </w:t>
+      </w:r>
+      <w:hyperlink r:id="rId26">
+        <w:r>
+          <w:rPr>
+            <w:rStyle w:val="Hyperlink"/>
+          </w:rPr>
+          <w:t xml:space="preserve">Iverson bracket</w:t>
+        </w:r>
+      </w:hyperlink>
+      <w:r>
+        <w:t xml:space="preserve">.</w:t>
+      </w:r>
+    </w:p>
+    <w:p>
+      <w:pPr>
+        <w:pStyle w:val="BodyText"/>
+      </w:pPr>
+      <w:r>
+        <w:t xml:space="preserve">The Iverson bracket encloses any mathematical predicate</w:t>
+      </w:r>
+      <w:r>
+        <w:t xml:space="preserve"> </w:t>
+      </w:r>
+      <m:oMath>
+        <m:r>
+          <m:t>P</m:t>
+        </m:r>
+      </m:oMath>
+      <w:r>
+        <w:t xml:space="preserve"> </w:t>
+      </w:r>
+      <w:r>
+        <w:t xml:space="preserve">inside square brackets:</w:t>
+      </w:r>
+    </w:p>
+    <w:p>
+      <w:pPr>
+        <w:pStyle w:val="BodyText"/>
+      </w:pPr>
+      <m:oMathPara>
+        <m:oMathParaPr>
+          <m:jc m:val="center"/>
+        </m:oMathParaPr>
+        <m:oMath>
+          <m:r>
+            <m:rPr>
+              <m:sty m:val="p"/>
+            </m:rPr>
+            <m:t>[</m:t>
+          </m:r>
+          <m:r>
+            <m:t>P</m:t>
+          </m:r>
+          <m:r>
+            <m:rPr>
+              <m:sty m:val="p"/>
+            </m:rPr>
+            <m:t>]</m:t>
+          </m:r>
+          <m:limUpp>
+            <m:e>
+              <m:r>
+                <m:rPr>
+                  <m:sty m:val="p"/>
+                </m:rPr>
+                <m:t>=</m:t>
+              </m:r>
+            </m:e>
+            <m:lim>
+              <m:r>
+                <m:rPr>
+                  <m:nor/>
+                  <m:sty m:val="p"/>
+                </m:rPr>
+                <m:t>def</m:t>
+              </m:r>
+            </m:lim>
+          </m:limUpp>
+          <m:d>
+            <m:dPr>
+              <m:begChr m:val="{"/>
+              <m:sepChr m:val=""/>
+              <m:endChr m:val=""/>
+              <m:grow/>
+            </m:dPr>
+            <m:e>
+              <m:m>
+                <m:mPr>
+                  <m:baseJc m:val="center"/>
+                  <m:plcHide m:val="on"/>
+                  <m:mcs>
+                    <m:mc>
+                      <m:mcPr>
+                        <m:mcJc m:val="left"/>
+                        <m:count m:val="1"/>
+                      </m:mcPr>
+                    </m:mc>
+                    <m:mc>
+                      <m:mcPr>
+                        <m:mcJc m:val="left"/>
+                        <m:count m:val="1"/>
+                      </m:mcPr>
+                    </m:mc>
+                  </m:mcs>
+                </m:mPr>
+                <m:mr>
+                  <m:e>
+                    <m:r>
+                      <m:t>1</m:t>
+                    </m:r>
+                    <m:r>
+                      <m:rPr>
+                        <m:sty m:val="p"/>
+                      </m:rPr>
+                      <m:t>,</m:t>
+                    </m:r>
+                  </m:e>
+                  <m:e>
+                    <m:r>
+                      <m:rPr>
+                        <m:nor/>
+                        <m:sty m:val="p"/>
+                      </m:rPr>
+                      <m:t>if </m:t>
+                    </m:r>
+                    <m:r>
+                      <m:t>P</m:t>
+                    </m:r>
+                    <m:r>
+                      <m:rPr>
+                        <m:nor/>
+                        <m:sty m:val="p"/>
+                      </m:rPr>
+                      <m:t> is true</m:t>
+                    </m:r>
+                  </m:e>
+                </m:mr>
+                <m:mr>
+                  <m:e>
+                    <m:r>
+                      <m:t>0</m:t>
+                    </m:r>
+                    <m:r>
+                      <m:rPr>
+                        <m:sty m:val="p"/>
+                      </m:rPr>
+                      <m:t>,</m:t>
+                    </m:r>
+                  </m:e>
+                  <m:e>
+                    <m:r>
+                      <m:rPr>
+                        <m:nor/>
+                        <m:sty m:val="p"/>
+                      </m:rPr>
+                      <m:t>if </m:t>
+                    </m:r>
+                    <m:r>
+                      <m:t>P</m:t>
+                    </m:r>
+                    <m:r>
+                      <m:rPr>
+                        <m:nor/>
+                        <m:sty m:val="p"/>
+                      </m:rPr>
+                      <m:t> is false</m:t>
+                    </m:r>
+                  </m:e>
+                </m:mr>
+              </m:m>
+            </m:e>
+          </m:d>
+        </m:oMath>
+      </m:oMathPara>
+    </w:p>
+    <w:p>
+      <w:pPr>
+        <w:pStyle w:val="FirstParagraph"/>
+      </w:pPr>
+      <w:r>
+        <w:t xml:space="preserve">Under this notation,</w:t>
+      </w:r>
+      <w:r>
+        <w:t xml:space="preserve"> </w:t>
+      </w:r>
+      <w:r>
+        <w:t xml:space="preserve">set membership is written</w:t>
+      </w:r>
+      <w:r>
+        <w:t xml:space="preserve"> </w:t>
+      </w:r>
+      <m:oMath>
+        <m:r>
+          <m:rPr>
+            <m:sty m:val="p"/>
+          </m:rPr>
+          <m:t>[</m:t>
+        </m:r>
+        <m:r>
+          <m:t>x</m:t>
+        </m:r>
+        <m:r>
+          <m:rPr>
+            <m:sty m:val="p"/>
+          </m:rPr>
+          <m:t>∈</m:t>
+        </m:r>
+        <m:r>
+          <m:t>A</m:t>
+        </m:r>
+        <m:r>
+          <m:rPr>
+            <m:sty m:val="p"/>
+          </m:rPr>
+          <m:t>]</m:t>
+        </m:r>
+      </m:oMath>
+      <w:r>
+        <w:t xml:space="preserve">,</w:t>
+      </w:r>
+      <w:r>
+        <w:t xml:space="preserve"> </w:t>
+      </w:r>
+      <w:r>
+        <w:t xml:space="preserve">and the Kronecker delta is simply</w:t>
+      </w:r>
+      <w:r>
+        <w:t xml:space="preserve"> </w:t>
+      </w:r>
+      <m:oMath>
+        <m:sSub>
+          <m:e>
+            <m:r>
+              <m:t>δ</m:t>
+            </m:r>
+          </m:e>
+          <m:sub>
+            <m:r>
+              <m:t>i</m:t>
+            </m:r>
+            <m:r>
+              <m:t>j</m:t>
+            </m:r>
+          </m:sub>
+        </m:sSub>
+        <m:r>
+          <m:rPr>
+            <m:sty m:val="p"/>
+          </m:rPr>
+          <m:t>=</m:t>
+        </m:r>
+        <m:r>
+          <m:rPr>
+            <m:sty m:val="p"/>
+          </m:rPr>
+          <m:t>[</m:t>
+        </m:r>
+        <m:r>
+          <m:t>i</m:t>
+        </m:r>
+        <m:r>
+          <m:rPr>
+            <m:sty m:val="p"/>
+          </m:rPr>
+          <m:t>=</m:t>
+        </m:r>
+        <m:r>
+          <m:t>j</m:t>
+        </m:r>
+        <m:r>
+          <m:rPr>
+            <m:sty m:val="p"/>
+          </m:rPr>
+          <m:t>]</m:t>
+        </m:r>
+      </m:oMath>
+      <w:r>
+        <w:t xml:space="preserve">.</w:t>
+      </w:r>
+    </w:p>
+    <w:bookmarkStart w:id="27" w:name="Xd6f58182005cccf55080a628cd9152d2b1165ed"/>
+    <w:p>
+      <w:pPr>
+        <w:pStyle w:val="Heading3"/>
+      </w:pPr>
+      <w:r>
+        <w:t xml:space="preserve">4.2.1 Strengths and limitations of the Iverson bracket</w:t>
+      </w:r>
+    </w:p>
+    <w:p>
+      <w:pPr>
+        <w:pStyle w:val="FirstParagraph"/>
+      </w:pPr>
+      <w:r>
+        <w:t xml:space="preserve">The primary advantage of the Iverson bracket is algebraic conciseness:</w:t>
+      </w:r>
+      <w:r>
+        <w:t xml:space="preserve"> </w:t>
+      </w:r>
+      <w:r>
+        <w:t xml:space="preserve">it converts domain restrictions in sums and integrals into unrestricted operations.</w:t>
+      </w:r>
+      <w:r>
+        <w:t xml:space="preserve"> </w:t>
+      </w:r>
+      <w:r>
+        <w:t xml:space="preserve">For example:</w:t>
+      </w:r>
+    </w:p>
+    <w:p>
+      <w:pPr>
+        <w:pStyle w:val="BodyText"/>
+      </w:pPr>
+      <m:oMathPara>
+        <m:oMathParaPr>
+          <m:jc m:val="center"/>
+        </m:oMathParaPr>
+        <m:oMath>
+          <m:nary>
+            <m:naryPr>
+              <m:chr m:val="∑"/>
+              <m:limLoc m:val="undOvr"/>
+              <m:subHide m:val="off"/>
+              <m:supHide m:val="on"/>
+            </m:naryPr>
+            <m:sub>
+              <m:r>
+                <m:t>x</m:t>
+              </m:r>
+              <m:r>
+                <m:rPr>
+                  <m:sty m:val="p"/>
+                </m:rPr>
+                <m:t>∈</m:t>
+              </m:r>
+              <m:r>
+                <m:t>A</m:t>
+              </m:r>
+            </m:sub>
+            <m:sup>
+              <m:r>
+                <m:t>​</m:t>
+              </m:r>
+            </m:sup>
+            <m:e>
+              <m:r>
+                <m:t>f</m:t>
+              </m:r>
+            </m:e>
+          </m:nary>
+          <m:r>
+            <m:rPr>
+              <m:sty m:val="p"/>
+            </m:rPr>
+            <m:t>(</m:t>
+          </m:r>
+          <m:r>
+            <m:t>x</m:t>
+          </m:r>
+          <m:r>
+            <m:rPr>
+              <m:sty m:val="p"/>
+            </m:rPr>
+            <m:t>)</m:t>
+          </m:r>
+          <m:r>
+            <m:rPr>
+              <m:sty m:val="p"/>
+            </m:rPr>
+            <m:t>=</m:t>
+          </m:r>
+          <m:nary>
+            <m:naryPr>
+              <m:chr m:val="∑"/>
+              <m:limLoc m:val="undOvr"/>
+              <m:subHide m:val="off"/>
+              <m:supHide m:val="on"/>
+            </m:naryPr>
+            <m:sub>
+              <m:r>
+                <m:t>x</m:t>
+              </m:r>
+            </m:sub>
+            <m:sup>
+              <m:r>
+                <m:t>​</m:t>
+              </m:r>
+            </m:sup>
+            <m:e>
+              <m:r>
+                <m:t>f</m:t>
+              </m:r>
+            </m:e>
+          </m:nary>
+          <m:r>
+            <m:rPr>
+              <m:sty m:val="p"/>
+            </m:rPr>
+            <m:t>(</m:t>
+          </m:r>
+          <m:r>
+            <m:t>x</m:t>
+          </m:r>
+          <m:r>
+            <m:rPr>
+              <m:sty m:val="p"/>
+            </m:rPr>
+            <m:t>)</m:t>
+          </m:r>
+          <m:r>
+            <m:rPr>
+              <m:sty m:val="p"/>
+            </m:rPr>
+            <m:t>[</m:t>
+          </m:r>
+          <m:r>
+            <m:t>x</m:t>
+          </m:r>
+          <m:r>
+            <m:rPr>
+              <m:sty m:val="p"/>
+            </m:rPr>
+            <m:t>∈</m:t>
+          </m:r>
+          <m:r>
+            <m:t>A</m:t>
+          </m:r>
+          <m:r>
+            <m:rPr>
+              <m:sty m:val="p"/>
+            </m:rPr>
+            <m:t>]</m:t>
+          </m:r>
+        </m:oMath>
+      </m:oMathPara>
+    </w:p>
+    <w:p>
+      <w:pPr>
+        <w:pStyle w:val="FirstParagraph"/>
+      </w:pPr>
+      <w:r>
+        <w:t xml:space="preserve">However,</w:t>
+      </w:r>
+      <w:r>
+        <w:t xml:space="preserve"> </w:t>
+      </w:r>
+      <w:r>
+        <w:t xml:space="preserve">in statistics and epidemiology,</w:t>
+      </w:r>
+      <w:r>
+        <w:t xml:space="preserve"> </w:t>
+      </w:r>
+      <w:r>
+        <w:t xml:space="preserve">square brackets are already heavily overloaded:</w:t>
+      </w:r>
+      <w:r>
+        <w:t xml:space="preserve"> </w:t>
+      </w:r>
+      <w:r>
+        <w:t xml:space="preserve">they denote closed intervals</w:t>
+      </w:r>
+      <w:r>
+        <w:t xml:space="preserve"> </w:t>
+      </w:r>
+      <m:oMath>
+        <m:r>
+          <m:rPr>
+            <m:sty m:val="p"/>
+          </m:rPr>
+          <m:t>[</m:t>
+        </m:r>
+        <m:r>
+          <m:t>a</m:t>
+        </m:r>
+        <m:r>
+          <m:rPr>
+            <m:sty m:val="p"/>
+          </m:rPr>
+          <m:t>,</m:t>
+        </m:r>
+        <m:r>
+          <m:t>b</m:t>
+        </m:r>
+        <m:r>
+          <m:rPr>
+            <m:sty m:val="p"/>
+          </m:rPr>
+          <m:t>]</m:t>
+        </m:r>
+      </m:oMath>
+      <w:r>
+        <w:t xml:space="preserve">,</w:t>
+      </w:r>
+      <w:r>
+        <w:t xml:space="preserve"> </w:t>
+      </w:r>
+      <w:r>
+        <w:t xml:space="preserve">conditional expectations</w:t>
+      </w:r>
+      <w:r>
+        <w:t xml:space="preserve"> </w:t>
+      </w:r>
+      <m:oMath>
+        <m:r>
+          <m:rPr>
+            <m:sty m:val="p"/>
+          </m:rPr>
+          <m:t>E</m:t>
+        </m:r>
+        <m:r>
+          <m:rPr>
+            <m:sty m:val="p"/>
+          </m:rPr>
+          <m:t>[</m:t>
+        </m:r>
+        <m:r>
+          <m:t>Y</m:t>
+        </m:r>
+        <m:r>
+          <m:rPr>
+            <m:sty m:val="p"/>
+          </m:rPr>
+          <m:t>∣</m:t>
+        </m:r>
+        <m:r>
+          <m:t>X</m:t>
+        </m:r>
+        <m:r>
+          <m:rPr>
+            <m:sty m:val="p"/>
+          </m:rPr>
+          <m:t>]</m:t>
+        </m:r>
+      </m:oMath>
+      <w:r>
+        <w:t xml:space="preserve">,</w:t>
+      </w:r>
+      <w:r>
+        <w:t xml:space="preserve"> </w:t>
+      </w:r>
+      <w:r>
+        <w:t xml:space="preserve">and matrix delimiters.</w:t>
+      </w:r>
+      <w:r>
+        <w:t xml:space="preserve"> </w:t>
+      </w:r>
+      <w:r>
+        <w:t xml:space="preserve">To prevent visual confusion with expectation brackets or intervals,</w:t>
+      </w:r>
+      <w:r>
+        <w:t xml:space="preserve"> </w:t>
+      </w:r>
+      <w:r>
+        <w:t xml:space="preserve">statistical literature predominantly uses</w:t>
+      </w:r>
+      <w:r>
+        <w:t xml:space="preserve"> </w:t>
+      </w:r>
+      <m:oMath>
+        <m:r>
+          <m:rPr>
+            <m:scr m:val="double-struck"/>
+            <m:sty m:val="p"/>
+          </m:rPr>
+          <m:t>1</m:t>
+        </m:r>
+      </m:oMath>
+      <w:r>
+        <w:t xml:space="preserve"> </w:t>
+      </w:r>
+      <w:r>
+        <w:t xml:space="preserve">or</w:t>
+      </w:r>
+      <w:r>
+        <w:t xml:space="preserve"> </w:t>
+      </w:r>
+      <m:oMath>
+        <m:r>
+          <m:t>I</m:t>
+        </m:r>
+      </m:oMath>
+      <w:r>
+        <w:t xml:space="preserve"> </w:t>
+      </w:r>
+      <w:r>
+        <w:t xml:space="preserve">rather than the bare Iverson bracket.</w:t>
+      </w:r>
+    </w:p>
+    <w:bookmarkEnd w:id="27"/>
+    <w:bookmarkEnd w:id="28"/>
+    <w:bookmarkStart w:id="30" w:name="summary-of-indicator-notations"/>
+    <w:p>
+      <w:pPr>
+        <w:pStyle w:val="Heading2"/>
+      </w:pPr>
+      <w:r>
+        <w:t xml:space="preserve">4.3 Summary of indicator notations</w:t>
+      </w:r>
+    </w:p>
+    <w:p>
+      <w:pPr>
+        <w:pStyle w:val="FirstParagraph"/>
+      </w:pPr>
+      <w:hyperlink w:anchor="tbl-indicator-notations">
+        <w:r>
+          <w:rPr>
+            <w:rStyle w:val="Hyperlink"/>
+          </w:rPr>
+          <w:t xml:space="preserve">Table 3</w:t>
+        </w:r>
+      </w:hyperlink>
+      <w:r>
+        <w:t xml:space="preserve"> </w:t>
+      </w:r>
+      <w:r>
+        <w:t xml:space="preserve">compares the major notations encountered across the literature.</w:t>
+      </w:r>
+    </w:p>
+    <w:tbl>
+      <w:tblPr>
+        <w:tblStyle w:val="Table"/>
+        <w:tblW w:type="pct" w:w="5000"/>
+        <w:tblLayout w:type="fixed"/>
+        <w:tblLook w:firstRow="0" w:lastRow="0" w:firstColumn="0" w:lastColumn="0" w:noHBand="0" w:noVBand="0" w:val="0000"/>
+      </w:tblPr>
+      <w:tblGrid>
+        <w:gridCol w:w="7920"/>
+      </w:tblGrid>
+      <w:tr>
+        <w:tc>
+          <w:tcPr/>
+          <w:bookmarkStart w:id="29" w:name="tbl-indicator-notations"/>
+          <w:p>
+            <w:pPr>
+              <w:jc w:val="center"/>
+            </w:pPr>
+            <w:pPr>
+              <w:jc w:val="left"/>
+              <w:spacing w:before="200"/>
+              <w:pStyle w:val="ImageCaption"/>
+            </w:pPr>
+            <w:r>
+              <w:t xml:space="preserve">Table 3: Notations for indicator functions across mathematical and statistical literature</w:t>
+            </w:r>
+          </w:p>
+          <w:tbl>
+            <w:tblPr>
+              <w:tblStyle w:val="Table"/>
+              <w:tblW w:type="pct" w:w="5000"/>
+              <w:tblLayout w:type="fixed"/>
+              <w:tblLook w:firstRow="1" w:lastRow="0" w:firstColumn="0" w:lastColumn="0" w:noHBand="0" w:noVBand="0" w:val="0020"/>
+            </w:tblPr>
+            <w:tblGrid>
+              <w:gridCol w:w="1564"/>
+              <w:gridCol w:w="1564"/>
+              <w:gridCol w:w="1564"/>
+              <w:gridCol w:w="3226"/>
+            </w:tblGrid>
+            <w:tr>
+              <w:trPr>
+                <w:tblHeader w:val="on"/>
+              </w:trPr>
+              <w:tc>
+                <w:tcPr/>
+                <w:p>
+                  <w:pPr>
+                    <w:pStyle w:val="Compact"/>
+                    <w:jc w:val="left"/>
+                    <w:jc w:val="center"/>
+                  </w:pPr>
+                  <w:r>
+                    <w:t xml:space="preserve">Notation style</w:t>
+                  </w:r>
+                </w:p>
+              </w:tc>
+              <w:tc>
+                <w:tcPr/>
+                <w:p>
+                  <w:pPr>
+                    <w:pStyle w:val="Compact"/>
+                    <w:jc w:val="left"/>
+                    <w:jc w:val="center"/>
+                  </w:pPr>
+                  <w:r>
+                    <w:t xml:space="preserve">Typical syntax</w:t>
+                  </w:r>
+                </w:p>
+              </w:tc>
+              <w:tc>
+                <w:tcPr/>
+                <w:p>
+                  <w:pPr>
+                    <w:pStyle w:val="Compact"/>
+                    <w:jc w:val="left"/>
+                    <w:jc w:val="center"/>
+                  </w:pPr>
+                  <w:r>
+                    <w:t xml:space="preserve">Primary fields</w:t>
+                  </w:r>
+                </w:p>
+              </w:tc>
+              <w:tc>
+                <w:tcPr/>
+                <w:p>
+                  <w:pPr>
+                    <w:pStyle w:val="Compact"/>
+                    <w:jc w:val="left"/>
+                    <w:jc w:val="center"/>
+                  </w:pPr>
+                  <w:r>
+                    <w:t xml:space="preserve">Notes and potential ambiguities</w:t>
+                  </w:r>
+                </w:p>
+              </w:tc>
+            </w:tr>
+            <w:tr>
+              <w:tc>
+                <w:tcPr/>
+                <w:p>
+                  <w:pPr>
+                    <w:pStyle w:val="Compact"/>
+                    <w:jc w:val="left"/>
+                    <w:jc w:val="center"/>
+                  </w:pPr>
+                  <w:r>
+                    <w:rPr>
+                      <w:b/>
+                      <w:bCs/>
+                    </w:rPr>
+                    <w:t xml:space="preserve">Blackboard bold 1</w:t>
+                  </w:r>
+                </w:p>
+              </w:tc>
+              <w:tc>
+                <w:tcPr/>
+                <w:p>
+                  <w:pPr>
+                    <w:pStyle w:val="Compact"/>
+                    <w:jc w:val="left"/>
+                    <w:jc w:val="center"/>
+                  </w:pPr>
+                  <m:oMath>
+                    <m:sSub>
+                      <m:e>
+                        <m:r>
+                          <m:rPr>
+                            <m:scr m:val="double-struck"/>
+                            <m:sty m:val="p"/>
+                          </m:rPr>
+                          <m:t>1</m:t>
+                        </m:r>
+                      </m:e>
+                      <m:sub>
+                        <m:r>
+                          <m:t>A</m:t>
+                        </m:r>
+                      </m:sub>
+                    </m:sSub>
+                    <m:r>
+                      <m:rPr>
+                        <m:sty m:val="p"/>
+                      </m:rPr>
+                      <m:t>(</m:t>
+                    </m:r>
+                    <m:r>
+                      <m:t>x</m:t>
+                    </m:r>
+                    <m:r>
+                      <m:rPr>
+                        <m:sty m:val="p"/>
+                      </m:rPr>
+                      <m:t>)</m:t>
+                    </m:r>
+                  </m:oMath>
+                  <w:r>
+                    <w:t xml:space="preserve">,</w:t>
+                  </w:r>
+                  <w:r>
+                    <w:t xml:space="preserve"> </w:t>
+                  </w:r>
+                  <m:oMath>
+                    <m:r>
+                      <m:rPr>
+                        <m:scr m:val="double-struck"/>
+                        <m:sty m:val="p"/>
+                      </m:rPr>
+                      <m:t>1</m:t>
+                    </m:r>
+                    <m:r>
+                      <m:rPr>
+                        <m:sty m:val="p"/>
+                      </m:rPr>
+                      <m:t>(</m:t>
+                    </m:r>
+                    <m:r>
+                      <m:t>P</m:t>
+                    </m:r>
+                    <m:r>
+                      <m:rPr>
+                        <m:sty m:val="p"/>
+                      </m:rPr>
+                      <m:t>)</m:t>
+                    </m:r>
+                  </m:oMath>
+                </w:p>
+              </w:tc>
+              <w:tc>
+                <w:tcPr/>
+                <w:p>
+                  <w:pPr>
+                    <w:pStyle w:val="Compact"/>
+                    <w:jc w:val="left"/>
+                    <w:jc w:val="center"/>
+                  </w:pPr>
+                  <w:r>
+                    <w:t xml:space="preserve">Modern probability, mathematical statistics</w:t>
+                  </w:r>
+                </w:p>
+              </w:tc>
+              <w:tc>
+                <w:tcPr/>
+                <w:p>
+                  <w:pPr>
+                    <w:pStyle w:val="Compact"/>
+                    <w:jc w:val="left"/>
+                    <w:jc w:val="center"/>
+                  </w:pPr>
+                  <w:r>
+                    <w:t xml:space="preserve">Unambiguous; distinct from matrices and scalars; standard in this book.</w:t>
+                  </w:r>
+                </w:p>
+              </w:tc>
+            </w:tr>
+            <w:tr>
+              <w:tc>
+                <w:tcPr/>
+                <w:p>
+                  <w:pPr>
+                    <w:pStyle w:val="Compact"/>
+                    <w:jc w:val="left"/>
+                    <w:jc w:val="center"/>
+                  </w:pPr>
+                  <w:r>
+                    <w:rPr>
+                      <w:b/>
+                      <w:bCs/>
+                    </w:rPr>
+                    <w:t xml:space="preserve">Bold numeral 1</w:t>
+                  </w:r>
+                </w:p>
+              </w:tc>
+              <w:tc>
+                <w:tcPr/>
+                <w:p>
+                  <w:pPr>
+                    <w:pStyle w:val="Compact"/>
+                    <w:jc w:val="left"/>
+                    <w:jc w:val="center"/>
+                  </w:pPr>
+                  <m:oMath>
+                    <m:sSub>
+                      <m:e>
+                        <m:r>
+                          <m:rPr>
+                            <m:sty m:val="b"/>
+                          </m:rPr>
+                          <m:t>1</m:t>
+                        </m:r>
+                      </m:e>
+                      <m:sub>
+                        <m:r>
+                          <m:t>A</m:t>
+                        </m:r>
+                      </m:sub>
+                    </m:sSub>
+                    <m:r>
+                      <m:rPr>
+                        <m:sty m:val="p"/>
+                      </m:rPr>
+                      <m:t>(</m:t>
+                    </m:r>
+                    <m:r>
+                      <m:t>x</m:t>
+                    </m:r>
+                    <m:r>
+                      <m:rPr>
+                        <m:sty m:val="p"/>
+                      </m:rPr>
+                      <m:t>)</m:t>
+                    </m:r>
+                  </m:oMath>
+                  <w:r>
+                    <w:t xml:space="preserve">,</w:t>
+                  </w:r>
+                  <w:r>
+                    <w:t xml:space="preserve"> </w:t>
+                  </w:r>
+                  <m:oMath>
+                    <m:r>
+                      <m:rPr>
+                        <m:sty m:val="b"/>
+                      </m:rPr>
+                      <m:t>1</m:t>
+                    </m:r>
+                    <m:r>
+                      <m:rPr>
+                        <m:sty m:val="p"/>
+                      </m:rPr>
+                      <m:t>(</m:t>
+                    </m:r>
+                    <m:r>
+                      <m:t>P</m:t>
+                    </m:r>
+                    <m:r>
+                      <m:rPr>
+                        <m:sty m:val="p"/>
+                      </m:rPr>
+                      <m:t>)</m:t>
+                    </m:r>
+                  </m:oMath>
+                </w:p>
+              </w:tc>
+              <w:tc>
+                <w:tcPr/>
+                <w:p>
+                  <w:pPr>
+                    <w:pStyle w:val="Compact"/>
+                    <w:jc w:val="left"/>
+                    <w:jc w:val="center"/>
+                  </w:pPr>
+                  <w:r>
+                    <w:t xml:space="preserve">Probability theory, measure theory</w:t>
+                  </w:r>
+                </w:p>
+              </w:tc>
+              <w:tc>
+                <w:tcPr/>
+                <w:p>
+                  <w:pPr>
+                    <w:pStyle w:val="Compact"/>
+                    <w:jc w:val="left"/>
+                    <w:jc w:val="center"/>
+                  </w:pPr>
+                  <w:r>
+                    <w:t xml:space="preserve">Can be confused with a vector of ones</w:t>
+                  </w:r>
+                  <w:r>
+                    <w:t xml:space="preserve"> </w:t>
+                  </w:r>
+                  <m:oMath>
+                    <m:r>
+                      <m:rPr>
+                        <m:sty m:val="b"/>
+                      </m:rPr>
+                      <m:t>1</m:t>
+                    </m:r>
+                    <m:r>
+                      <m:rPr>
+                        <m:sty m:val="p"/>
+                      </m:rPr>
+                      <m:t>=</m:t>
+                    </m:r>
+                    <m:r>
+                      <m:rPr>
+                        <m:sty m:val="p"/>
+                      </m:rPr>
+                      <m:t>(</m:t>
+                    </m:r>
+                    <m:r>
+                      <m:t>1</m:t>
+                    </m:r>
+                    <m:r>
+                      <m:rPr>
+                        <m:sty m:val="p"/>
+                      </m:rPr>
+                      <m:t>,</m:t>
+                    </m:r>
+                    <m:r>
+                      <m:rPr>
+                        <m:sty m:val="p"/>
+                      </m:rPr>
+                      <m:t>…</m:t>
+                    </m:r>
+                    <m:r>
+                      <m:rPr>
+                        <m:sty m:val="p"/>
+                      </m:rPr>
+                      <m:t>,</m:t>
+                    </m:r>
+                    <m:r>
+                      <m:t>1</m:t>
+                    </m:r>
+                    <m:sSup>
+                      <m:e>
+                        <m:r>
+                          <m:rPr>
+                            <m:sty m:val="p"/>
+                          </m:rPr>
+                          <m:t>)</m:t>
+                        </m:r>
+                      </m:e>
+                      <m:sup>
+                        <m:r>
+                          <m:rPr>
+                            <m:sty m:val="p"/>
+                          </m:rPr>
+                          <m:t>⊤</m:t>
+                        </m:r>
+                      </m:sup>
+                    </m:sSup>
+                  </m:oMath>
+                  <w:r>
+                    <w:t xml:space="preserve">.</w:t>
+                  </w:r>
+                </w:p>
+              </w:tc>
+            </w:tr>
+            <w:tr>
+              <w:tc>
+                <w:tcPr/>
+                <w:p>
+                  <w:pPr>
+                    <w:pStyle w:val="Compact"/>
+                    <w:jc w:val="left"/>
+                    <w:jc w:val="center"/>
+                  </w:pPr>
+                  <w:r>
+                    <w:rPr>
+                      <w:b/>
+                      <w:bCs/>
+                    </w:rPr>
+                    <w:t xml:space="preserve">Blackboard bold I</w:t>
+                  </w:r>
+                </w:p>
+              </w:tc>
+              <w:tc>
+                <w:tcPr/>
+                <w:p>
+                  <w:pPr>
+                    <w:pStyle w:val="Compact"/>
+                    <w:jc w:val="left"/>
+                    <w:jc w:val="center"/>
+                  </w:pPr>
+                  <m:oMath>
+                    <m:r>
+                      <m:rPr>
+                        <m:scr m:val="double-struck"/>
+                        <m:sty m:val="p"/>
+                      </m:rPr>
+                      <m:t>I</m:t>
+                    </m:r>
+                    <m:r>
+                      <m:rPr>
+                        <m:sty m:val="p"/>
+                      </m:rPr>
+                      <m:t>(</m:t>
+                    </m:r>
+                    <m:r>
+                      <m:t>x</m:t>
+                    </m:r>
+                    <m:r>
+                      <m:rPr>
+                        <m:sty m:val="p"/>
+                      </m:rPr>
+                      <m:t>∈</m:t>
+                    </m:r>
+                    <m:r>
+                      <m:t>A</m:t>
+                    </m:r>
+                    <m:r>
+                      <m:rPr>
+                        <m:sty m:val="p"/>
+                      </m:rPr>
+                      <m:t>)</m:t>
+                    </m:r>
+                  </m:oMath>
+                  <w:r>
+                    <w:t xml:space="preserve">,</w:t>
+                  </w:r>
+                  <w:r>
+                    <w:t xml:space="preserve"> </w:t>
+                  </w:r>
+                  <m:oMath>
+                    <m:r>
+                      <m:rPr>
+                        <m:scr m:val="double-struck"/>
+                        <m:sty m:val="p"/>
+                      </m:rPr>
+                      <m:t>I</m:t>
+                    </m:r>
+                    <m:r>
+                      <m:rPr>
+                        <m:sty m:val="p"/>
+                      </m:rPr>
+                      <m:t>(</m:t>
+                    </m:r>
+                    <m:r>
+                      <m:t>P</m:t>
+                    </m:r>
+                    <m:r>
+                      <m:rPr>
+                        <m:sty m:val="p"/>
+                      </m:rPr>
+                      <m:t>)</m:t>
+                    </m:r>
+                  </m:oMath>
+                </w:p>
+              </w:tc>
+              <w:tc>
+                <w:tcPr/>
+                <w:p>
+                  <w:pPr>
+                    <w:pStyle w:val="Compact"/>
+                    <w:jc w:val="left"/>
+                    <w:jc w:val="center"/>
+                  </w:pPr>
+                  <w:r>
+                    <w:t xml:space="preserve">Econometrics, machine learning, statistics</w:t>
+                  </w:r>
+                </w:p>
+              </w:tc>
+              <w:tc>
+                <w:tcPr/>
+                <w:p>
+                  <w:pPr>
+                    <w:pStyle w:val="Compact"/>
+                    <w:jc w:val="left"/>
+                    <w:jc w:val="center"/>
+                  </w:pPr>
+                  <w:r>
+                    <w:t xml:space="preserve">Clear predicate notation; avoids confusion with numerals.</w:t>
+                  </w:r>
+                </w:p>
+              </w:tc>
+            </w:tr>
+            <w:tr>
+              <w:tc>
+                <w:tcPr/>
+                <w:p>
+                  <w:pPr>
+                    <w:pStyle w:val="Compact"/>
+                    <w:jc w:val="left"/>
+                    <w:jc w:val="center"/>
+                  </w:pPr>
+                  <w:r>
+                    <w:rPr>
+                      <w:b/>
+                      <w:bCs/>
+                    </w:rPr>
+                    <w:t xml:space="preserve">Letter</w:t>
+                  </w:r>
+                  <w:r>
+                    <w:rPr>
+                      <w:b/>
+                      <w:bCs/>
+                    </w:rPr>
+                    <w:t xml:space="preserve"> </w:t>
+                  </w:r>
+                  <m:oMath>
+                    <m:r>
+                      <m:t>I</m:t>
+                    </m:r>
+                  </m:oMath>
+                </w:p>
+              </w:tc>
+              <w:tc>
+                <w:tcPr/>
+                <w:p>
+                  <w:pPr>
+                    <w:pStyle w:val="Compact"/>
+                    <w:jc w:val="left"/>
+                    <w:jc w:val="center"/>
+                  </w:pPr>
+                  <m:oMath>
+                    <m:sSub>
+                      <m:e>
+                        <m:r>
+                          <m:t>I</m:t>
+                        </m:r>
+                      </m:e>
+                      <m:sub>
+                        <m:r>
+                          <m:t>A</m:t>
+                        </m:r>
+                      </m:sub>
+                    </m:sSub>
+                    <m:r>
+                      <m:rPr>
+                        <m:sty m:val="p"/>
+                      </m:rPr>
+                      <m:t>(</m:t>
+                    </m:r>
+                    <m:r>
+                      <m:t>x</m:t>
+                    </m:r>
+                    <m:r>
+                      <m:rPr>
+                        <m:sty m:val="p"/>
+                      </m:rPr>
+                      <m:t>)</m:t>
+                    </m:r>
+                  </m:oMath>
+                  <w:r>
+                    <w:t xml:space="preserve">,</w:t>
+                  </w:r>
+                  <w:r>
+                    <w:t xml:space="preserve"> </w:t>
+                  </w:r>
+                  <m:oMath>
+                    <m:r>
+                      <m:t>I</m:t>
+                    </m:r>
+                    <m:r>
+                      <m:rPr>
+                        <m:sty m:val="p"/>
+                      </m:rPr>
+                      <m:t>(</m:t>
+                    </m:r>
+                    <m:r>
+                      <m:t>P</m:t>
+                    </m:r>
+                    <m:r>
+                      <m:rPr>
+                        <m:sty m:val="p"/>
+                      </m:rPr>
+                      <m:t>)</m:t>
+                    </m:r>
+                  </m:oMath>
+                </w:p>
+              </w:tc>
+              <w:tc>
+                <w:tcPr/>
+                <w:p>
+                  <w:pPr>
+                    <w:pStyle w:val="Compact"/>
+                    <w:jc w:val="left"/>
+                    <w:jc w:val="center"/>
+                  </w:pPr>
+                  <w:r>
+                    <w:t xml:space="preserve">Classical statistics, epidemiology</w:t>
+                  </w:r>
+                </w:p>
+              </w:tc>
+              <w:tc>
+                <w:tcPr/>
+                <w:p>
+                  <w:pPr>
+                    <w:pStyle w:val="Compact"/>
+                    <w:jc w:val="left"/>
+                    <w:jc w:val="center"/>
+                  </w:pPr>
+                  <w:r>
+                    <w:t xml:space="preserve">Can be confused with the identity matrix</w:t>
+                  </w:r>
+                  <w:r>
+                    <w:t xml:space="preserve"> </w:t>
+                  </w:r>
+                  <m:oMath>
+                    <m:r>
+                      <m:t>I</m:t>
+                    </m:r>
+                  </m:oMath>
+                  <w:r>
+                    <w:t xml:space="preserve"> </w:t>
+                  </w:r>
+                  <w:r>
+                    <w:t xml:space="preserve">or Fisher information</w:t>
+                  </w:r>
+                  <w:r>
+                    <w:t xml:space="preserve"> </w:t>
+                  </w:r>
+                  <m:oMath>
+                    <m:r>
+                      <m:rPr>
+                        <m:scr m:val="script"/>
+                        <m:sty m:val="p"/>
+                      </m:rPr>
+                      <m:t>I</m:t>
+                    </m:r>
+                  </m:oMath>
+                  <w:r>
+                    <w:t xml:space="preserve">.</w:t>
+                  </w:r>
+                </w:p>
+              </w:tc>
+            </w:tr>
+            <w:tr>
+              <w:tc>
+                <w:tcPr/>
+                <w:p>
+                  <w:pPr>
+                    <w:pStyle w:val="Compact"/>
+                    <w:jc w:val="left"/>
+                    <w:jc w:val="center"/>
+                  </w:pPr>
+                  <w:r>
+                    <w:rPr>
+                      <w:b/>
+                      <w:bCs/>
+                    </w:rPr>
+                    <w:t xml:space="preserve">Iverson bracket</w:t>
+                  </w:r>
+                </w:p>
+              </w:tc>
+              <w:tc>
+                <w:tcPr/>
+                <w:p>
+                  <w:pPr>
+                    <w:pStyle w:val="Compact"/>
+                    <w:jc w:val="left"/>
+                    <w:jc w:val="center"/>
+                  </w:pPr>
+                  <m:oMath>
+                    <m:r>
+                      <m:rPr>
+                        <m:sty m:val="p"/>
+                      </m:rPr>
+                      <m:t>[</m:t>
+                    </m:r>
+                    <m:r>
+                      <m:t>P</m:t>
+                    </m:r>
+                    <m:r>
+                      <m:rPr>
+                        <m:sty m:val="p"/>
+                      </m:rPr>
+                      <m:t>]</m:t>
+                    </m:r>
+                  </m:oMath>
+                  <w:r>
+                    <w:t xml:space="preserve">,</w:t>
+                  </w:r>
+                  <w:r>
+                    <w:t xml:space="preserve"> </w:t>
+                  </w:r>
+                  <m:oMath>
+                    <m:r>
+                      <m:rPr>
+                        <m:sty m:val="p"/>
+                      </m:rPr>
+                      <m:t>[</m:t>
+                    </m:r>
+                    <m:r>
+                      <m:t>x</m:t>
+                    </m:r>
+                    <m:r>
+                      <m:rPr>
+                        <m:sty m:val="p"/>
+                      </m:rPr>
+                      <m:t>∈</m:t>
+                    </m:r>
+                    <m:r>
+                      <m:t>A</m:t>
+                    </m:r>
+                    <m:r>
+                      <m:rPr>
+                        <m:sty m:val="p"/>
+                      </m:rPr>
+                      <m:t>]</m:t>
+                    </m:r>
+                  </m:oMath>
+                </w:p>
+              </w:tc>
+              <w:tc>
+                <w:tcPr/>
+                <w:p>
+                  <w:pPr>
+                    <w:pStyle w:val="Compact"/>
+                    <w:jc w:val="left"/>
+                    <w:jc w:val="center"/>
+                  </w:pPr>
+                  <w:r>
+                    <w:t xml:space="preserve">Computer science, discrete mathematics</w:t>
+                  </w:r>
+                </w:p>
+              </w:tc>
+              <w:tc>
+                <w:tcPr/>
+                <w:p>
+                  <w:pPr>
+                    <w:pStyle w:val="Compact"/>
+                    <w:jc w:val="left"/>
+                    <w:jc w:val="center"/>
+                  </w:pPr>
+                  <w:r>
+                    <w:t xml:space="preserve">Very compact, but square brackets collide with intervals and expectation brackets.</w:t>
+                  </w:r>
+                </w:p>
+              </w:tc>
+            </w:tr>
+            <w:tr>
+              <w:tc>
+                <w:tcPr/>
+                <w:p>
+                  <w:pPr>
+                    <w:pStyle w:val="Compact"/>
+                    <w:jc w:val="left"/>
+                    <w:jc w:val="center"/>
+                  </w:pPr>
+                  <w:r>
+                    <w:rPr>
+                      <w:b/>
+                      <w:bCs/>
+                    </w:rPr>
+                    <w:t xml:space="preserve">Greek letter</w:t>
+                  </w:r>
+                  <w:r>
+                    <w:rPr>
+                      <w:b/>
+                      <w:bCs/>
+                    </w:rPr>
+                    <w:t xml:space="preserve"> </w:t>
+                  </w:r>
+                  <m:oMath>
+                    <m:r>
+                      <m:t>χ</m:t>
+                    </m:r>
+                  </m:oMath>
+                </w:p>
+              </w:tc>
+              <w:tc>
+                <w:tcPr/>
+                <w:p>
+                  <w:pPr>
+                    <w:pStyle w:val="Compact"/>
+                    <w:jc w:val="left"/>
+                    <w:jc w:val="center"/>
+                  </w:pPr>
+                  <m:oMath>
+                    <m:sSub>
+                      <m:e>
+                        <m:r>
+                          <m:t>χ</m:t>
+                        </m:r>
+                      </m:e>
+                      <m:sub>
+                        <m:r>
+                          <m:t>A</m:t>
+                        </m:r>
+                      </m:sub>
+                    </m:sSub>
+                    <m:r>
+                      <m:rPr>
+                        <m:sty m:val="p"/>
+                      </m:rPr>
+                      <m:t>(</m:t>
+                    </m:r>
+                    <m:r>
+                      <m:t>x</m:t>
+                    </m:r>
+                    <m:r>
+                      <m:rPr>
+                        <m:sty m:val="p"/>
+                      </m:rPr>
+                      <m:t>)</m:t>
+                    </m:r>
+                  </m:oMath>
+                  <w:r>
+                    <w:t xml:space="preserve">​</w:t>
+                  </w:r>
+                </w:p>
+              </w:tc>
+              <w:tc>
+                <w:tcPr/>
+                <w:p>
+                  <w:pPr>
+                    <w:pStyle w:val="Compact"/>
+                    <w:jc w:val="left"/>
+                    <w:jc w:val="center"/>
+                  </w:pPr>
+                  <w:r>
+                    <w:t xml:space="preserve">Real analysis, measure theory</w:t>
+                  </w:r>
+                </w:p>
+              </w:tc>
+              <w:tc>
+                <w:tcPr/>
+                <w:p>
+                  <w:pPr>
+                    <w:pStyle w:val="Compact"/>
+                    <w:jc w:val="left"/>
+                    <w:jc w:val="center"/>
+                  </w:pPr>
+                  <w:r>
+                    <w:t xml:space="preserve">Often termed</w:t>
+                  </w:r>
+                  <w:r>
+                    <w:t xml:space="preserve"> </w:t>
+                  </w:r>
+                  <w:r>
+                    <w:t xml:space="preserve">“characteristic function”</w:t>
+                  </w:r>
+                  <w:r>
+                    <w:t xml:space="preserve">; collides with the Fourier transform in probability.</w:t>
+                  </w:r>
+                </w:p>
+              </w:tc>
+            </w:tr>
+          </w:tbl>
+          <w:bookmarkEnd w:id="29"/>
+          <w:p/>
+        </w:tc>
+      </w:tr>
+    </w:tbl>
+    <w:bookmarkEnd w:id="30"/>
+    <w:bookmarkStart w:id="31" w:name="conventions-in-this-book"/>
+    <w:p>
+      <w:pPr>
+        <w:pStyle w:val="Heading2"/>
+      </w:pPr>
+      <w:r>
+        <w:t xml:space="preserve">4.4 Conventions in this book</w:t>
+      </w:r>
+    </w:p>
+    <w:p>
+      <w:pPr>
+        <w:pStyle w:val="FirstParagraph"/>
+      </w:pPr>
+      <w:r>
+        <w:t xml:space="preserve">In these notes,</w:t>
+      </w:r>
+      <w:r>
+        <w:t xml:space="preserve"> </w:t>
+      </w:r>
+      <w:r>
+        <w:t xml:space="preserve">we standardize on blackboard bold</w:t>
+      </w:r>
+      <w:r>
+        <w:t xml:space="preserve"> </w:t>
+      </w:r>
+      <m:oMath>
+        <m:r>
+          <m:rPr>
+            <m:scr m:val="double-struck"/>
+            <m:sty m:val="p"/>
+          </m:rPr>
+          <m:t>1</m:t>
+        </m:r>
+      </m:oMath>
+      <w:r>
+        <w:t xml:space="preserve"> </w:t>
+      </w:r>
+      <w:r>
+        <w:t xml:space="preserve">via the macros defined in</w:t>
+      </w:r>
+      <w:r>
+        <w:t xml:space="preserve"> </w:t>
+      </w:r>
+      <w:r>
+        <w:rPr>
+          <w:rStyle w:val="VerbatimChar"/>
+        </w:rPr>
+        <w:t xml:space="preserve">latex-macros/macros.qmd</w:t>
+      </w:r>
+      <w:r>
+        <w:t xml:space="preserve">:</w:t>
+      </w:r>
+    </w:p>
+    <w:p>
+      <w:pPr>
+        <w:pStyle w:val="Compact"/>
+        <w:numPr>
+          <w:ilvl w:val="0"/>
+          <w:numId w:val="1007"/>
+        </w:numPr>
+      </w:pPr>
+      <w:r>
+        <w:rPr>
+          <w:rStyle w:val="VerbatimChar"/>
+        </w:rPr>
+        <w:t xml:space="preserve">\indic{A}</w:t>
+      </w:r>
+      <w:r>
+        <w:t xml:space="preserve"> </w:t>
+      </w:r>
+      <w:r>
+        <w:t xml:space="preserve">produces</w:t>
+      </w:r>
+      <w:r>
+        <w:t xml:space="preserve"> </w:t>
+      </w:r>
+      <m:oMath>
+        <m:sSub>
+          <m:e>
+            <m:r>
+              <m:rPr>
+                <m:scr m:val="double-struck"/>
+                <m:sty m:val="p"/>
+              </m:rPr>
+              <m:t>1</m:t>
+            </m:r>
+          </m:e>
+          <m:sub>
+            <m:r>
+              <m:t>A</m:t>
+            </m:r>
+          </m:sub>
+        </m:sSub>
+      </m:oMath>
+      <w:r>
+        <w:t xml:space="preserve"> </w:t>
+      </w:r>
+      <w:r>
+        <w:t xml:space="preserve">(set subscript)</w:t>
+      </w:r>
+    </w:p>
+    <w:p>
+      <w:pPr>
+        <w:pStyle w:val="Compact"/>
+        <w:numPr>
+          <w:ilvl w:val="0"/>
+          <w:numId w:val="1007"/>
+        </w:numPr>
+      </w:pPr>
+      <w:r>
+        <w:rPr>
+          <w:rStyle w:val="VerbatimChar"/>
+        </w:rPr>
+        <w:t xml:space="preserve">\indicp{P}</w:t>
+      </w:r>
+      <w:r>
+        <w:t xml:space="preserve"> </w:t>
+      </w:r>
+      <w:r>
+        <w:t xml:space="preserve">produces</w:t>
+      </w:r>
+      <w:r>
+        <w:t xml:space="preserve"> </w:t>
+      </w:r>
+      <m:oMath>
+        <m:r>
+          <m:rPr>
+            <m:scr m:val="double-struck"/>
+            <m:sty m:val="p"/>
+          </m:rPr>
+          <m:t>1</m:t>
+        </m:r>
+        <m:r>
+          <m:t>​</m:t>
+        </m:r>
+        <m:d>
+          <m:dPr>
+            <m:begChr m:val="("/>
+            <m:sepChr m:val=""/>
+            <m:endChr m:val=")"/>
+            <m:grow/>
+          </m:dPr>
+          <m:e>
+            <m:r>
+              <m:t>P</m:t>
+            </m:r>
+          </m:e>
+        </m:d>
+        <m:r>
+          <m:t>​</m:t>
+        </m:r>
+      </m:oMath>
+      <w:r>
+        <w:t xml:space="preserve"> </w:t>
+      </w:r>
+      <w:r>
+        <w:t xml:space="preserve">(predicate in parentheses)</w:t>
+      </w:r>
+    </w:p>
+    <w:p>
+      <w:pPr>
+        <w:pStyle w:val="Compact"/>
+        <w:numPr>
+          <w:ilvl w:val="0"/>
+          <w:numId w:val="1007"/>
+        </w:numPr>
+      </w:pPr>
+      <w:r>
+        <w:rPr>
+          <w:rStyle w:val="VerbatimChar"/>
+        </w:rPr>
+        <w:t xml:space="preserve">\indiccb{P}</w:t>
+      </w:r>
+      <w:r>
+        <w:t xml:space="preserve"> </w:t>
+      </w:r>
+      <w:r>
+        <w:t xml:space="preserve">produces</w:t>
+      </w:r>
+      <w:r>
+        <w:t xml:space="preserve"> </w:t>
+      </w:r>
+      <m:oMath>
+        <m:r>
+          <m:rPr>
+            <m:scr m:val="double-struck"/>
+            <m:sty m:val="p"/>
+          </m:rPr>
+          <m:t>1</m:t>
+        </m:r>
+        <m:r>
+          <m:t>​</m:t>
+        </m:r>
+        <m:d>
+          <m:dPr>
+            <m:begChr m:val="{"/>
+            <m:sepChr m:val=""/>
+            <m:endChr m:val="}"/>
+            <m:grow/>
+          </m:dPr>
+          <m:e>
+            <m:r>
+              <m:t>P</m:t>
+            </m:r>
+          </m:e>
+        </m:d>
+        <m:r>
+          <m:t>​</m:t>
+        </m:r>
+      </m:oMath>
+      <w:r>
+        <w:t xml:space="preserve"> </w:t>
+      </w:r>
+      <w:r>
+        <w:t xml:space="preserve">(predicate in curly braces)</w:t>
+      </w:r>
+    </w:p>
+    <w:p>
+      <w:pPr>
+        <w:pStyle w:val="Compact"/>
+        <w:numPr>
+          <w:ilvl w:val="0"/>
+          <w:numId w:val="1007"/>
+        </w:numPr>
+      </w:pPr>
+      <w:r>
+        <w:rPr>
+          <w:rStyle w:val="VerbatimChar"/>
+        </w:rPr>
+        <w:t xml:space="preserve">\1{P}</w:t>
+      </w:r>
+      <w:r>
+        <w:t xml:space="preserve"> </w:t>
+      </w:r>
+      <w:r>
+        <w:t xml:space="preserve">produces</w:t>
+      </w:r>
+      <w:r>
+        <w:t xml:space="preserve"> </w:t>
+      </w:r>
+      <m:oMath>
+        <m:sSub>
+          <m:e>
+            <m:r>
+              <m:rPr>
+                <m:nor/>
+                <m:sty m:val="p"/>
+              </m:rPr>
+              <m:t>1</m:t>
+            </m:r>
+          </m:e>
+          <m:sub>
+            <m:r>
+              <m:t>P</m:t>
+            </m:r>
+          </m:sub>
+        </m:sSub>
+      </m:oMath>
+      <w:r>
+        <w:t xml:space="preserve"> </w:t>
+      </w:r>
+      <w:r>
+        <w:t xml:space="preserve">(text numeral with subscript, used in legacy formulas)</w:t>
+      </w:r>
+    </w:p>
+    <w:p>
+      <w:pPr>
+        <w:pStyle w:val="FirstParagraph"/>
+      </w:pPr>
+      <w:r>
+        <w:t xml:space="preserve">Blackboard bold</w:t>
+      </w:r>
+      <w:r>
+        <w:t xml:space="preserve"> </w:t>
+      </w:r>
+      <m:oMath>
+        <m:r>
+          <m:rPr>
+            <m:scr m:val="double-struck"/>
+            <m:sty m:val="p"/>
+          </m:rPr>
+          <m:t>1</m:t>
+        </m:r>
+      </m:oMath>
+      <w:r>
+        <w:t xml:space="preserve"> </w:t>
+      </w:r>
+      <w:r>
+        <w:t xml:space="preserve">is preferred because it avoids all common collisions:</w:t>
+      </w:r>
+      <w:r>
+        <w:t xml:space="preserve"> </w:t>
+      </w:r>
+      <w:r>
+        <w:t xml:space="preserve">it is visually distinct from the scalar</w:t>
+      </w:r>
+      <w:r>
+        <w:t xml:space="preserve"> </w:t>
+      </w:r>
+      <m:oMath>
+        <m:r>
+          <m:t>1</m:t>
+        </m:r>
+      </m:oMath>
+      <w:r>
+        <w:t xml:space="preserve">,</w:t>
+      </w:r>
+      <w:r>
+        <w:t xml:space="preserve"> </w:t>
+      </w:r>
+      <w:r>
+        <w:t xml:space="preserve">the identity matrix</w:t>
+      </w:r>
+      <w:r>
+        <w:t xml:space="preserve"> </w:t>
+      </w:r>
+      <m:oMath>
+        <m:r>
+          <m:t>I</m:t>
+        </m:r>
+      </m:oMath>
+      <w:r>
+        <w:t xml:space="preserve">,</w:t>
+      </w:r>
+      <w:r>
+        <w:t xml:space="preserve"> </w:t>
+      </w:r>
+      <w:r>
+        <w:t xml:space="preserve">and the information matrices (</w:t>
+      </w:r>
+      <m:oMath>
+        <m:r>
+          <m:t>I</m:t>
+        </m:r>
+      </m:oMath>
+      <w:r>
+        <w:t xml:space="preserve">,</w:t>
+      </w:r>
+      <w:r>
+        <w:t xml:space="preserve"> </w:t>
+      </w:r>
+      <m:oMath>
+        <m:r>
+          <m:rPr>
+            <m:scr m:val="script"/>
+            <m:sty m:val="p"/>
+          </m:rPr>
+          <m:t>I</m:t>
+        </m:r>
+      </m:oMath>
+      <w:r>
+        <w:t xml:space="preserve">).</w:t>
+      </w:r>
+    </w:p>
+    <w:bookmarkEnd w:id="31"/>
+    <w:bookmarkStart w:id="32" w:name="key-algebraic-properties"/>
+    <w:p>
+      <w:pPr>
+        <w:pStyle w:val="Heading2"/>
+      </w:pPr>
+      <w:r>
+        <w:t xml:space="preserve">4.5 Key algebraic properties</w:t>
+      </w:r>
+    </w:p>
+    <w:p>
+      <w:pPr>
+        <w:pStyle w:val="FirstParagraph"/>
+      </w:pPr>
+      <w:r>
+        <w:t xml:space="preserve">Indicator functions translate logical operations on events into ordinary arithmetic on real numbers:</w:t>
+      </w:r>
+    </w:p>
+    <w:p>
+      <w:pPr>
+        <w:numPr>
+          <w:ilvl w:val="0"/>
+          <w:numId w:val="1008"/>
+        </w:numPr>
+      </w:pPr>
+      <w:r>
+        <w:rPr>
+          <w:b/>
+          <w:bCs/>
+        </w:rPr>
+        <w:t xml:space="preserve">Intersection (</w:t>
+      </w:r>
+      <w:r>
+        <w:rPr>
+          <w:b/>
+          <w:bCs/>
+        </w:rPr>
+        <w:t xml:space="preserve">“and”</w:t>
+      </w:r>
+      <w:r>
+        <w:rPr>
+          <w:b/>
+          <w:bCs/>
+        </w:rPr>
+        <w:t xml:space="preserve">):</w:t>
+      </w:r>
+      <w:r>
+        <w:t xml:space="preserve"> </w:t>
+      </w:r>
+      <m:oMath>
+        <m:r>
+          <m:rPr>
+            <m:scr m:val="double-struck"/>
+            <m:sty m:val="p"/>
+          </m:rPr>
+          <m:t>1</m:t>
+        </m:r>
+        <m:r>
+          <m:t>​</m:t>
+        </m:r>
+        <m:d>
+          <m:dPr>
+            <m:begChr m:val="("/>
+            <m:sepChr m:val=""/>
+            <m:endChr m:val=")"/>
+            <m:grow/>
+          </m:dPr>
+          <m:e>
+            <m:r>
+              <m:t>A</m:t>
+            </m:r>
+            <m:r>
+              <m:rPr>
+                <m:sty m:val="p"/>
+              </m:rPr>
+              <m:t>∩</m:t>
+            </m:r>
+            <m:r>
+              <m:t>B</m:t>
+            </m:r>
+          </m:e>
+        </m:d>
+        <m:r>
+          <m:t>​</m:t>
+        </m:r>
+        <m:r>
+          <m:rPr>
+            <m:sty m:val="p"/>
+          </m:rPr>
+          <m:t>=</m:t>
+        </m:r>
+        <m:r>
+          <m:rPr>
+            <m:scr m:val="double-struck"/>
+            <m:sty m:val="p"/>
+          </m:rPr>
+          <m:t>1</m:t>
+        </m:r>
+        <m:r>
+          <m:t>​</m:t>
+        </m:r>
+        <m:d>
+          <m:dPr>
+            <m:begChr m:val="("/>
+            <m:sepChr m:val=""/>
+            <m:endChr m:val=")"/>
+            <m:grow/>
+          </m:dPr>
+          <m:e>
+            <m:r>
+              <m:t>A</m:t>
+            </m:r>
+          </m:e>
+        </m:d>
+        <m:r>
+          <m:t>​</m:t>
+        </m:r>
+        <m:r>
+          <m:rPr>
+            <m:sty m:val="p"/>
+          </m:rPr>
+          <m:t>⋅</m:t>
+        </m:r>
+        <m:r>
+          <m:rPr>
+            <m:scr m:val="double-struck"/>
+            <m:sty m:val="p"/>
+          </m:rPr>
+          <m:t>1</m:t>
+        </m:r>
+        <m:r>
+          <m:t>​</m:t>
+        </m:r>
+        <m:d>
+          <m:dPr>
+            <m:begChr m:val="("/>
+            <m:sepChr m:val=""/>
+            <m:endChr m:val=")"/>
+            <m:grow/>
+          </m:dPr>
+          <m:e>
+            <m:r>
+              <m:t>B</m:t>
+            </m:r>
+          </m:e>
+        </m:d>
+        <m:r>
+          <m:t>​</m:t>
+        </m:r>
+      </m:oMath>
+    </w:p>
+    <w:p>
+      <w:pPr>
+        <w:numPr>
+          <w:ilvl w:val="0"/>
+          <w:numId w:val="1008"/>
+        </w:numPr>
+      </w:pPr>
+      <w:r>
+        <w:rPr>
+          <w:b/>
+          <w:bCs/>
+        </w:rPr>
+        <w:t xml:space="preserve">Union (</w:t>
+      </w:r>
+      <w:r>
+        <w:rPr>
+          <w:b/>
+          <w:bCs/>
+        </w:rPr>
+        <w:t xml:space="preserve">“or”</w:t>
+      </w:r>
+      <w:r>
+        <w:rPr>
+          <w:b/>
+          <w:bCs/>
+        </w:rPr>
+        <w:t xml:space="preserve">):</w:t>
+      </w:r>
+      <w:r>
+        <w:t xml:space="preserve"> </w:t>
+      </w:r>
+      <m:oMath>
+        <m:r>
+          <m:rPr>
+            <m:scr m:val="double-struck"/>
+            <m:sty m:val="p"/>
+          </m:rPr>
+          <m:t>1</m:t>
+        </m:r>
+        <m:r>
+          <m:t>​</m:t>
+        </m:r>
+        <m:d>
+          <m:dPr>
+            <m:begChr m:val="("/>
+            <m:sepChr m:val=""/>
+            <m:endChr m:val=")"/>
+            <m:grow/>
+          </m:dPr>
+          <m:e>
+            <m:r>
+              <m:t>A</m:t>
+            </m:r>
+            <m:r>
+              <m:rPr>
+                <m:sty m:val="p"/>
+              </m:rPr>
+              <m:t>∪</m:t>
+            </m:r>
+            <m:r>
+              <m:t>B</m:t>
+            </m:r>
+          </m:e>
+        </m:d>
+        <m:r>
+          <m:t>​</m:t>
+        </m:r>
+        <m:r>
+          <m:rPr>
+            <m:sty m:val="p"/>
+          </m:rPr>
+          <m:t>=</m:t>
+        </m:r>
+        <m:r>
+          <m:rPr>
+            <m:scr m:val="double-struck"/>
+            <m:sty m:val="p"/>
+          </m:rPr>
+          <m:t>1</m:t>
+        </m:r>
+        <m:r>
+          <m:t>​</m:t>
+        </m:r>
+        <m:d>
+          <m:dPr>
+            <m:begChr m:val="("/>
+            <m:sepChr m:val=""/>
+            <m:endChr m:val=")"/>
+            <m:grow/>
+          </m:dPr>
+          <m:e>
+            <m:r>
+              <m:t>A</m:t>
+            </m:r>
+          </m:e>
+        </m:d>
+        <m:r>
+          <m:t>​</m:t>
+        </m:r>
+        <m:r>
+          <m:rPr>
+            <m:sty m:val="p"/>
+          </m:rPr>
+          <m:t>+</m:t>
+        </m:r>
+        <m:r>
+          <m:rPr>
+            <m:scr m:val="double-struck"/>
+            <m:sty m:val="p"/>
+          </m:rPr>
+          <m:t>1</m:t>
+        </m:r>
+        <m:r>
+          <m:t>​</m:t>
+        </m:r>
+        <m:d>
+          <m:dPr>
+            <m:begChr m:val="("/>
+            <m:sepChr m:val=""/>
+            <m:endChr m:val=")"/>
+            <m:grow/>
+          </m:dPr>
+          <m:e>
+            <m:r>
+              <m:t>B</m:t>
+            </m:r>
+          </m:e>
+        </m:d>
+        <m:r>
+          <m:t>​</m:t>
+        </m:r>
+        <m:r>
+          <m:rPr>
+            <m:sty m:val="p"/>
+          </m:rPr>
+          <m:t>−</m:t>
+        </m:r>
+        <m:r>
+          <m:rPr>
+            <m:scr m:val="double-struck"/>
+            <m:sty m:val="p"/>
+          </m:rPr>
+          <m:t>1</m:t>
+        </m:r>
+        <m:r>
+          <m:t>​</m:t>
+        </m:r>
+        <m:d>
+          <m:dPr>
+            <m:begChr m:val="("/>
+            <m:sepChr m:val=""/>
+            <m:endChr m:val=")"/>
+            <m:grow/>
+          </m:dPr>
+          <m:e>
+            <m:r>
+              <m:t>A</m:t>
+            </m:r>
+          </m:e>
+        </m:d>
+        <m:r>
+          <m:t>​</m:t>
+        </m:r>
+        <m:r>
+          <m:rPr>
+            <m:sty m:val="p"/>
+          </m:rPr>
+          <m:t>⋅</m:t>
+        </m:r>
+        <m:r>
+          <m:rPr>
+            <m:scr m:val="double-struck"/>
+            <m:sty m:val="p"/>
+          </m:rPr>
+          <m:t>1</m:t>
+        </m:r>
+        <m:r>
+          <m:t>​</m:t>
+        </m:r>
+        <m:d>
+          <m:dPr>
+            <m:begChr m:val="("/>
+            <m:sepChr m:val=""/>
+            <m:endChr m:val=")"/>
+            <m:grow/>
+          </m:dPr>
+          <m:e>
+            <m:r>
+              <m:t>B</m:t>
+            </m:r>
+          </m:e>
+        </m:d>
+        <m:r>
+          <m:t>​</m:t>
+        </m:r>
+      </m:oMath>
+    </w:p>
+    <w:p>
+      <w:pPr>
+        <w:numPr>
+          <w:ilvl w:val="0"/>
+          <w:numId w:val="1008"/>
+        </w:numPr>
+      </w:pPr>
+      <w:r>
+        <w:rPr>
+          <w:b/>
+          <w:bCs/>
+        </w:rPr>
+        <w:t xml:space="preserve">Complement (</w:t>
+      </w:r>
+      <w:r>
+        <w:rPr>
+          <w:b/>
+          <w:bCs/>
+        </w:rPr>
+        <w:t xml:space="preserve">“not”</w:t>
+      </w:r>
+      <w:r>
+        <w:rPr>
+          <w:b/>
+          <w:bCs/>
+        </w:rPr>
+        <w:t xml:space="preserve">):</w:t>
+      </w:r>
+      <w:r>
+        <w:t xml:space="preserve"> </w:t>
+      </w:r>
+      <m:oMath>
+        <m:r>
+          <m:rPr>
+            <m:scr m:val="double-struck"/>
+            <m:sty m:val="p"/>
+          </m:rPr>
+          <m:t>1</m:t>
+        </m:r>
+        <m:r>
+          <m:t>​</m:t>
+        </m:r>
+        <m:d>
+          <m:dPr>
+            <m:begChr m:val="("/>
+            <m:sepChr m:val=""/>
+            <m:endChr m:val=")"/>
+            <m:grow/>
+          </m:dPr>
+          <m:e>
+            <m:r>
+              <m:rPr>
+                <m:sty m:val="p"/>
+              </m:rPr>
+              <m:t>¬</m:t>
+            </m:r>
+            <m:r>
+              <m:t>A</m:t>
+            </m:r>
+          </m:e>
+        </m:d>
+        <m:r>
+          <m:t>​</m:t>
+        </m:r>
+        <m:r>
+          <m:rPr>
+            <m:sty m:val="p"/>
+          </m:rPr>
+          <m:t>=</m:t>
+        </m:r>
+        <m:r>
+          <m:t>1</m:t>
+        </m:r>
+        <m:r>
+          <m:rPr>
+            <m:sty m:val="p"/>
+          </m:rPr>
+          <m:t>−</m:t>
+        </m:r>
+        <m:r>
+          <m:rPr>
+            <m:scr m:val="double-struck"/>
+            <m:sty m:val="p"/>
+          </m:rPr>
+          <m:t>1</m:t>
+        </m:r>
+        <m:r>
+          <m:t>​</m:t>
+        </m:r>
+        <m:d>
+          <m:dPr>
+            <m:begChr m:val="("/>
+            <m:sepChr m:val=""/>
+            <m:endChr m:val=")"/>
+            <m:grow/>
+          </m:dPr>
+          <m:e>
+            <m:r>
+              <m:t>A</m:t>
+            </m:r>
+          </m:e>
+        </m:d>
+        <m:r>
+          <m:t>​</m:t>
+        </m:r>
+      </m:oMath>
+    </w:p>
+    <w:p>
+      <w:pPr>
+        <w:numPr>
+          <w:ilvl w:val="0"/>
+          <w:numId w:val="1008"/>
+        </w:numPr>
+      </w:pPr>
+      <w:r>
+        <w:rPr>
+          <w:b/>
+          <w:bCs/>
+        </w:rPr>
+        <w:t xml:space="preserve">Idempotence:</w:t>
+      </w:r>
+      <w:r>
+        <w:t xml:space="preserve"> </w:t>
+      </w:r>
+      <m:oMath>
+        <m:r>
+          <m:rPr>
+            <m:sty m:val="p"/>
+          </m:rPr>
+          <m:t>(</m:t>
+        </m:r>
+        <m:r>
+          <m:rPr>
+            <m:scr m:val="double-struck"/>
+            <m:sty m:val="p"/>
+          </m:rPr>
+          <m:t>1</m:t>
+        </m:r>
+        <m:r>
+          <m:t>​</m:t>
+        </m:r>
+        <m:d>
+          <m:dPr>
+            <m:begChr m:val="("/>
+            <m:sepChr m:val=""/>
+            <m:endChr m:val=")"/>
+            <m:grow/>
+          </m:dPr>
+          <m:e>
+            <m:r>
+              <m:t>A</m:t>
+            </m:r>
+          </m:e>
+        </m:d>
+        <m:r>
+          <m:t>​</m:t>
+        </m:r>
+        <m:sSup>
+          <m:e>
+            <m:r>
+              <m:rPr>
+                <m:sty m:val="p"/>
+              </m:rPr>
+              <m:t>)</m:t>
+            </m:r>
+          </m:e>
+          <m:sup>
+            <m:r>
+              <m:t>2</m:t>
+            </m:r>
+          </m:sup>
+        </m:sSup>
+        <m:r>
+          <m:rPr>
+            <m:sty m:val="p"/>
+          </m:rPr>
+          <m:t>=</m:t>
+        </m:r>
+        <m:r>
+          <m:rPr>
+            <m:scr m:val="double-struck"/>
+            <m:sty m:val="p"/>
+          </m:rPr>
+          <m:t>1</m:t>
+        </m:r>
+        <m:r>
+          <m:t>​</m:t>
+        </m:r>
+        <m:d>
+          <m:dPr>
+            <m:begChr m:val="("/>
+            <m:sepChr m:val=""/>
+            <m:endChr m:val=")"/>
+            <m:grow/>
+          </m:dPr>
+          <m:e>
+            <m:r>
+              <m:t>A</m:t>
+            </m:r>
+          </m:e>
+        </m:d>
+        <m:r>
+          <m:t>​</m:t>
+        </m:r>
+      </m:oMath>
+    </w:p>
+    <w:p>
+      <w:pPr>
+        <w:numPr>
+          <w:ilvl w:val="0"/>
+          <w:numId w:val="1008"/>
+        </w:numPr>
+      </w:pPr>
+      <w:r>
+        <w:rPr>
+          <w:b/>
+          <w:bCs/>
+        </w:rPr>
+        <w:t xml:space="preserve">Expectation gives probability:</w:t>
+      </w:r>
+      <w:r>
+        <w:t xml:space="preserve"> </w:t>
+      </w:r>
+      <w:r>
+        <w:t xml:space="preserve">For any event</w:t>
+      </w:r>
+      <w:r>
+        <w:t xml:space="preserve"> </w:t>
+      </w:r>
+      <m:oMath>
+        <m:r>
+          <m:t>A</m:t>
+        </m:r>
+      </m:oMath>
+      <w:r>
+        <w:t xml:space="preserve">,</w:t>
+      </w:r>
+      <w:r>
+        <w:t xml:space="preserve"> </w:t>
+      </w:r>
+      <w:r>
+        <w:t xml:space="preserve">the expectation of its indicator is the probability of the event:</w:t>
+      </w:r>
+    </w:p>
+    <w:p>
+      <w:pPr>
+        <w:pStyle w:val="BodyText"/>
+      </w:pPr>
+      <m:oMathPara>
+        <m:oMathParaPr>
+          <m:jc m:val="center"/>
+        </m:oMathParaPr>
+        <m:oMath>
+          <m:r>
+            <m:rPr>
+              <m:sty m:val="p"/>
+            </m:rPr>
+            <m:t>E</m:t>
+          </m:r>
+          <m:r>
+            <m:rPr>
+              <m:sty m:val="p"/>
+            </m:rPr>
+            <m:t>[</m:t>
+          </m:r>
+          <m:r>
+            <m:rPr>
+              <m:scr m:val="double-struck"/>
+              <m:sty m:val="p"/>
+            </m:rPr>
+            <m:t>1</m:t>
+          </m:r>
+          <m:r>
+            <m:t>​</m:t>
+          </m:r>
+          <m:d>
+            <m:dPr>
+              <m:begChr m:val="("/>
+              <m:sepChr m:val=""/>
+              <m:endChr m:val=")"/>
+              <m:grow/>
+            </m:dPr>
+            <m:e>
+              <m:r>
+                <m:t>A</m:t>
+              </m:r>
+            </m:e>
+          </m:d>
+          <m:r>
+            <m:t>​</m:t>
+          </m:r>
+          <m:r>
+            <m:rPr>
+              <m:sty m:val="p"/>
+            </m:rPr>
+            <m:t>]</m:t>
+          </m:r>
+          <m:r>
+            <m:rPr>
+              <m:sty m:val="p"/>
+            </m:rPr>
+            <m:t>=</m:t>
+          </m:r>
+          <m:r>
+            <m:t>0</m:t>
+          </m:r>
+          <m:r>
+            <m:rPr>
+              <m:sty m:val="p"/>
+            </m:rPr>
+            <m:t>⋅</m:t>
+          </m:r>
+          <m:r>
+            <m:rPr>
+              <m:sty m:val="p"/>
+            </m:rPr>
+            <m:t>Pr</m:t>
+          </m:r>
+          <m:r>
+            <m:rPr>
+              <m:sty m:val="p"/>
+            </m:rPr>
+            <m:t>(</m:t>
+          </m:r>
+          <m:r>
+            <m:rPr>
+              <m:sty m:val="p"/>
+            </m:rPr>
+            <m:t>¬</m:t>
+          </m:r>
+          <m:r>
+            <m:t>A</m:t>
+          </m:r>
+          <m:r>
+            <m:rPr>
+              <m:sty m:val="p"/>
+            </m:rPr>
+            <m:t>)</m:t>
+          </m:r>
+          <m:r>
+            <m:rPr>
+              <m:sty m:val="p"/>
+            </m:rPr>
+            <m:t>+</m:t>
+          </m:r>
+          <m:r>
+            <m:t>1</m:t>
+          </m:r>
+          <m:r>
+            <m:rPr>
+              <m:sty m:val="p"/>
+            </m:rPr>
+            <m:t>⋅</m:t>
+          </m:r>
+          <m:r>
+            <m:rPr>
+              <m:sty m:val="p"/>
+            </m:rPr>
+            <m:t>Pr</m:t>
+          </m:r>
+          <m:r>
+            <m:rPr>
+              <m:sty m:val="p"/>
+            </m:rPr>
+            <m:t>(</m:t>
+          </m:r>
+          <m:r>
+            <m:t>A</m:t>
+          </m:r>
+          <m:r>
+            <m:rPr>
+              <m:sty m:val="p"/>
+            </m:rPr>
+            <m:t>)</m:t>
+          </m:r>
+          <m:r>
+            <m:rPr>
+              <m:sty m:val="p"/>
+            </m:rPr>
+            <m:t>=</m:t>
+          </m:r>
+          <m:r>
+            <m:rPr>
+              <m:sty m:val="p"/>
+            </m:rPr>
+            <m:t>Pr</m:t>
+          </m:r>
+          <m:r>
+            <m:rPr>
+              <m:sty m:val="p"/>
+            </m:rPr>
+            <m:t>(</m:t>
+          </m:r>
+          <m:r>
+            <m:t>A</m:t>
+          </m:r>
+          <m:r>
+            <m:rPr>
+              <m:sty m:val="p"/>
+            </m:rPr>
+            <m:t>)</m:t>
+          </m:r>
+        </m:oMath>
+      </m:oMathPara>
+    </w:p>
+    <w:p>
+      <w:pPr>
+        <w:pStyle w:val="FirstParagraph"/>
+      </w:pPr>
+      <w:r>
+        <w:t xml:space="preserve">This fundamental identity connects probability theory directly to linear expectation.</w:t>
+      </w:r>
+      <w:r>
+        <w:t xml:space="preserve"> </w:t>
+      </w:r>
+      <w:r>
+        <w:t xml:space="preserve">It provides the mathematical foundation for empirical proportions,</w:t>
+      </w:r>
+      <w:r>
+        <w:t xml:space="preserve"> </w:t>
+      </w:r>
+      <w:r>
+        <w:t xml:space="preserve">survival curve estimators,</w:t>
+      </w:r>
+      <w:r>
+        <w:t xml:space="preserve"> </w:t>
+      </w:r>
+      <w:r>
+        <w:t xml:space="preserve">and regression models for binary outcomes.</w:t>
+      </w:r>
+    </w:p>
+    <w:bookmarkEnd w:id="32"/>
+    <w:bookmarkEnd w:id="33"/>
+    <w:bookmarkStart w:id="47" w:name="sec-stochastic-probabilistic-random"/>
+    <w:p>
+      <w:pPr>
+        <w:pStyle w:val="Heading1"/>
+      </w:pPr>
+      <w:r>
+        <w:t xml:space="preserve">5. Stochastic vs. probabilistic vs. random</w:t>
+      </w:r>
+    </w:p>
+    <w:p>
+      <w:pPr>
+        <w:pStyle w:val="FirstParagraph"/>
+      </w:pPr>
+      <w:r>
+        <w:t xml:space="preserve">The terms</w:t>
+      </w:r>
+      <w:r>
+        <w:t xml:space="preserve"> </w:t>
+      </w:r>
+      <w:r>
+        <w:t xml:space="preserve">“stochastic”</w:t>
+      </w:r>
+      <w:r>
+        <w:t xml:space="preserve">,</w:t>
+      </w:r>
+      <w:r>
+        <w:t xml:space="preserve"> </w:t>
+      </w:r>
+      <w:r>
+        <w:t xml:space="preserve">“probabilistic”</w:t>
+      </w:r>
+      <w:r>
+        <w:t xml:space="preserve">, and</w:t>
+      </w:r>
+      <w:r>
+        <w:t xml:space="preserve"> </w:t>
+      </w:r>
+      <w:r>
+        <w:t xml:space="preserve">“random”</w:t>
+      </w:r>
+      <w:r>
+        <w:t xml:space="preserve"> </w:t>
+      </w:r>
+      <w:r>
+        <w:t xml:space="preserve">are frequently used in statistics and probability theory,</w:t>
+      </w:r>
+      <w:r>
+        <w:t xml:space="preserve"> </w:t>
+      </w:r>
+      <w:r>
+        <w:t xml:space="preserve">often interchangeably in everyday conversation,</w:t>
+      </w:r>
+      <w:r>
+        <w:t xml:space="preserve"> </w:t>
+      </w:r>
+      <w:r>
+        <w:t xml:space="preserve">but they carry nuanced technical distinctions.</w:t>
+      </w:r>
+    </w:p>
+    <w:bookmarkStart w:id="35" w:name="Xb824105725c714fb62d41c87a09d9013ca5949f"/>
+    <w:p>
+      <w:pPr>
+        <w:pStyle w:val="Heading2"/>
+      </w:pPr>
+      <w:r>
+        <w:t xml:space="preserve">5.1 Key distinction: modeling approach vs. phenomena</w:t>
+      </w:r>
+    </w:p>
+    <w:p>
+      <w:pPr>
+        <w:pStyle w:val="FirstParagraph"/>
+      </w:pPr>
+      <w:r>
         <w:t xml:space="preserve">As noted in</w:t>
       </w:r>
       <w:r>
         <w:t xml:space="preserve"> </w:t>
       </w:r>
-      <w:hyperlink r:id="rId20">
+      <w:hyperlink r:id="rId34">
         <w:r>
           <w:rPr>
             <w:rStyle w:val="Hyperlink"/>
@@ -2230,14 +7869,14 @@
         <w:t xml:space="preserve">in everyday conversation these terms are often used interchangeably.</w:t>
       </w:r>
     </w:p>
-    <w:bookmarkEnd w:id="21"/>
-    <w:bookmarkStart w:id="26" w:name="definitions"/>
+    <w:bookmarkEnd w:id="35"/>
+    <w:bookmarkStart w:id="40" w:name="definitions"/>
     <w:p>
       <w:pPr>
         <w:pStyle w:val="Heading2"/>
       </w:pPr>
       <w:r>
-        <w:t xml:space="preserve">4.2 Definitions</w:t>
+        <w:t xml:space="preserve">5.2 Definitions</w:t>
       </w:r>
     </w:p>
     <w:p>
@@ -2356,18 +7995,18 @@
                 <wp:inline>
                   <wp:extent cx="152400" cy="152400"/>
                   <wp:effectExtent b="0" l="0" r="0" t="0"/>
-                  <wp:docPr descr="" title="" id="23" name="Picture"/>
+                  <wp:docPr descr="" title="" id="37" name="Picture"/>
                   <a:graphic>
                     <a:graphicData uri="http://schemas.openxmlformats.org/drawingml/2006/picture">
                       <pic:pic>
                         <pic:nvPicPr>
-                          <pic:cNvPr descr="/opt/quarto/share/formats/docx/note.png" id="24" name="Picture"/>
+                          <pic:cNvPr descr="/opt/quarto/share/formats/docx/note.png" id="38" name="Picture"/>
                           <pic:cNvPicPr>
                             <a:picLocks noChangeArrowheads="1" noChangeAspect="1"/>
                           </pic:cNvPicPr>
                         </pic:nvPicPr>
                         <pic:blipFill>
-                          <a:blip r:embed="rId22"/>
+                          <a:blip r:embed="rId36"/>
                           <a:stretch>
                             <a:fillRect/>
                           </a:stretch>
@@ -2527,7 +8166,7 @@
       <w:r>
         <w:t xml:space="preserve"> </w:t>
       </w:r>
-      <w:hyperlink r:id="rId25">
+      <w:hyperlink r:id="rId39">
         <w:r>
           <w:rPr>
             <w:rStyle w:val="Hyperlink"/>
@@ -2666,14 +8305,14 @@
         <w:t xml:space="preserve">not all probabilistic models need to describe processes evolving in time.</w:t>
       </w:r>
     </w:p>
-    <w:bookmarkEnd w:id="26"/>
-    <w:bookmarkStart w:id="28" w:name="summary-of-usage"/>
+    <w:bookmarkEnd w:id="40"/>
+    <w:bookmarkStart w:id="42" w:name="summary-of-usage"/>
     <w:p>
       <w:pPr>
         <w:pStyle w:val="Heading2"/>
       </w:pPr>
       <w:r>
-        <w:t xml:space="preserve">4.3 Summary of usage</w:t>
+        <w:t xml:space="preserve">5.3 Summary of usage</w:t>
       </w:r>
     </w:p>
     <w:tbl>
@@ -2689,7 +8328,7 @@
       <w:tr>
         <w:tc>
           <w:tcPr/>
-          <w:bookmarkStart w:id="27" w:name="tbl-random-stochastic-probabilistic"/>
+          <w:bookmarkStart w:id="41" w:name="tbl-random-stochastic-probabilistic"/>
           <w:p>
             <w:pPr>
               <w:jc w:val="center"/>
@@ -2700,7 +8339,7 @@
               <w:pStyle w:val="ImageCaption"/>
             </w:pPr>
             <w:r>
-              <w:t xml:space="preserve">Table 3: Comparison of</w:t>
+              <w:t xml:space="preserve">Table 4: Comparison of</w:t>
             </w:r>
             <w:r>
               <w:t xml:space="preserve"> </w:t>
@@ -2944,7 +8583,7 @@
               </w:tc>
             </w:tr>
           </w:tbl>
-          <w:bookmarkEnd w:id="27"/>
+          <w:bookmarkEnd w:id="41"/>
           <w:p/>
         </w:tc>
       </w:tr>
@@ -3023,14 +8662,14 @@
         <w:t xml:space="preserve">especially to highlight temporal or spatial structure in the modeling.</w:t>
       </w:r>
     </w:p>
-    <w:bookmarkEnd w:id="28"/>
-    <w:bookmarkStart w:id="32" w:name="additional-resources"/>
+    <w:bookmarkEnd w:id="42"/>
+    <w:bookmarkStart w:id="46" w:name="additional-resources"/>
     <w:p>
       <w:pPr>
         <w:pStyle w:val="Heading2"/>
       </w:pPr>
       <w:r>
-        <w:t xml:space="preserve">4.4 Additional resources</w:t>
+        <w:t xml:space="preserve">5.4 Additional resources</w:t>
       </w:r>
     </w:p>
     <w:p>
@@ -3038,10 +8677,10 @@
         <w:pStyle w:val="Compact"/>
         <w:numPr>
           <w:ilvl w:val="0"/>
-          <w:numId w:val="1002"/>
+          <w:numId w:val="1009"/>
         </w:numPr>
       </w:pPr>
-      <w:hyperlink r:id="rId20">
+      <w:hyperlink r:id="rId34">
         <w:r>
           <w:rPr>
             <w:rStyle w:val="Hyperlink"/>
@@ -3055,10 +8694,10 @@
         <w:pStyle w:val="Compact"/>
         <w:numPr>
           <w:ilvl w:val="0"/>
-          <w:numId w:val="1002"/>
+          <w:numId w:val="1009"/>
         </w:numPr>
       </w:pPr>
-      <w:hyperlink r:id="rId29">
+      <w:hyperlink r:id="rId43">
         <w:r>
           <w:rPr>
             <w:rStyle w:val="Hyperlink"/>
@@ -3072,10 +8711,10 @@
         <w:pStyle w:val="Compact"/>
         <w:numPr>
           <w:ilvl w:val="0"/>
-          <w:numId w:val="1002"/>
+          <w:numId w:val="1009"/>
         </w:numPr>
       </w:pPr>
-      <w:hyperlink r:id="rId30">
+      <w:hyperlink r:id="rId44">
         <w:r>
           <w:rPr>
             <w:rStyle w:val="Hyperlink"/>
@@ -3089,10 +8728,10 @@
         <w:pStyle w:val="Compact"/>
         <w:numPr>
           <w:ilvl w:val="0"/>
-          <w:numId w:val="1002"/>
+          <w:numId w:val="1009"/>
         </w:numPr>
       </w:pPr>
-      <w:hyperlink r:id="rId31">
+      <w:hyperlink r:id="rId45">
         <w:r>
           <w:rPr>
             <w:rStyle w:val="Hyperlink"/>
@@ -3101,15 +8740,15 @@
         </w:r>
       </w:hyperlink>
     </w:p>
-    <w:bookmarkEnd w:id="32"/>
-    <w:bookmarkEnd w:id="33"/>
-    <w:bookmarkStart w:id="40" w:name="X93a3d4ef5e06a67ae6b891e46b41b74b3674f55"/>
+    <w:bookmarkEnd w:id="46"/>
+    <w:bookmarkEnd w:id="47"/>
+    <w:bookmarkStart w:id="54" w:name="X93a3d4ef5e06a67ae6b891e46b41b74b3674f55"/>
     <w:p>
       <w:pPr>
         <w:pStyle w:val="Heading1"/>
       </w:pPr>
       <w:r>
-        <w:t xml:space="preserve">5. Why is notation in probability and statistics so inconsistent and disorganized?</w:t>
+        <w:t xml:space="preserve">6. Why is notation in probability and statistics so inconsistent and disorganized?</w:t>
       </w:r>
     </w:p>
     <w:p>
@@ -3232,7 +8871,7 @@
       <w:r>
         <w:t xml:space="preserve"> </w:t>
       </w:r>
-      <w:hyperlink r:id="rId34">
+      <w:hyperlink r:id="rId48">
         <w:r>
           <w:rPr>
             <w:rStyle w:val="Hyperlink"/>
@@ -3252,7 +8891,7 @@
       <w:r>
         <w:t xml:space="preserve"> </w:t>
       </w:r>
-      <w:hyperlink r:id="rId35">
+      <w:hyperlink r:id="rId49">
         <w:r>
           <w:rPr>
             <w:rStyle w:val="Hyperlink"/>
@@ -3272,7 +8911,7 @@
       <w:r>
         <w:t xml:space="preserve"> </w:t>
       </w:r>
-      <w:hyperlink r:id="rId36">
+      <w:hyperlink r:id="rId50">
         <w:r>
           <w:rPr>
             <w:rStyle w:val="Hyperlink"/>
@@ -3292,7 +8931,7 @@
       <w:r>
         <w:t xml:space="preserve"> </w:t>
       </w:r>
-      <w:hyperlink r:id="rId37">
+      <w:hyperlink r:id="rId51">
         <w:r>
           <w:rPr>
             <w:rStyle w:val="Hyperlink"/>
@@ -3312,7 +8951,7 @@
       <w:r>
         <w:t xml:space="preserve"> </w:t>
       </w:r>
-      <w:hyperlink r:id="rId38">
+      <w:hyperlink r:id="rId52">
         <w:r>
           <w:rPr>
             <w:rStyle w:val="Hyperlink"/>
@@ -3350,7 +8989,7 @@
       <w:r>
         <w:t xml:space="preserve"> </w:t>
       </w:r>
-      <w:hyperlink r:id="rId39">
+      <w:hyperlink r:id="rId53">
         <w:r>
           <w:rPr>
             <w:rStyle w:val="Hyperlink"/>
@@ -3362,8 +9001,8 @@
         <w:t xml:space="preserve">.</w:t>
       </w:r>
     </w:p>
-    <w:bookmarkEnd w:id="40"/>
-    <w:bookmarkStart w:id="56" w:name="references"/>
+    <w:bookmarkEnd w:id="54"/>
+    <w:bookmarkStart w:id="70" w:name="references"/>
     <w:p>
       <w:pPr>
         <w:pStyle w:val="Heading1"/>
@@ -3372,8 +9011,8 @@
         <w:t xml:space="preserve">References</w:t>
       </w:r>
     </w:p>
-    <w:bookmarkStart w:id="55" w:name="refs"/>
-    <w:bookmarkStart w:id="42" w:name="ref-Adler2009random"/>
+    <w:bookmarkStart w:id="69" w:name="refs"/>
+    <w:bookmarkStart w:id="56" w:name="ref-Adler2009random"/>
     <w:p>
       <w:pPr>
         <w:pStyle w:val="Bibliography"/>
@@ -3397,7 +9036,7 @@
       <w:r>
         <w:t xml:space="preserve"> </w:t>
       </w:r>
-      <w:hyperlink r:id="rId41">
+      <w:hyperlink r:id="rId55">
         <w:r>
           <w:rPr>
             <w:rStyle w:val="Hyperlink"/>
@@ -3409,8 +9048,8 @@
         <w:t xml:space="preserve">.</w:t>
       </w:r>
     </w:p>
-    <w:bookmarkEnd w:id="42"/>
-    <w:bookmarkStart w:id="44" w:name="ref-dobson4e"/>
+    <w:bookmarkEnd w:id="56"/>
+    <w:bookmarkStart w:id="58" w:name="ref-dobson4e"/>
     <w:p>
       <w:pPr>
         <w:pStyle w:val="Bibliography"/>
@@ -3434,7 +9073,7 @@
       <w:r>
         <w:t xml:space="preserve"> </w:t>
       </w:r>
-      <w:hyperlink r:id="rId43">
+      <w:hyperlink r:id="rId57">
         <w:r>
           <w:rPr>
             <w:rStyle w:val="Hyperlink"/>
@@ -3446,8 +9085,8 @@
         <w:t xml:space="preserve">.</w:t>
       </w:r>
     </w:p>
-    <w:bookmarkEnd w:id="44"/>
-    <w:bookmarkStart w:id="46" w:name="ref-dunn2018generalized"/>
+    <w:bookmarkEnd w:id="58"/>
+    <w:bookmarkStart w:id="60" w:name="ref-dunn2018generalized"/>
     <w:p>
       <w:pPr>
         <w:pStyle w:val="Bibliography"/>
@@ -3485,7 +9124,7 @@
       <w:r>
         <w:t xml:space="preserve"> </w:t>
       </w:r>
-      <w:hyperlink r:id="rId45">
+      <w:hyperlink r:id="rId59">
         <w:r>
           <w:rPr>
             <w:rStyle w:val="Hyperlink"/>
@@ -3497,8 +9136,8 @@
         <w:t xml:space="preserve">.</w:t>
       </w:r>
     </w:p>
-    <w:bookmarkEnd w:id="46"/>
-    <w:bookmarkStart w:id="48" w:name="ref-Kallenberg2002foundations"/>
+    <w:bookmarkEnd w:id="60"/>
+    <w:bookmarkStart w:id="62" w:name="ref-Kallenberg2002foundations"/>
     <w:p>
       <w:pPr>
         <w:pStyle w:val="Bibliography"/>
@@ -3522,7 +9161,7 @@
       <w:r>
         <w:t xml:space="preserve"> </w:t>
       </w:r>
-      <w:hyperlink r:id="rId47">
+      <w:hyperlink r:id="rId61">
         <w:r>
           <w:rPr>
             <w:rStyle w:val="Hyperlink"/>
@@ -3534,8 +9173,8 @@
         <w:t xml:space="preserve">.</w:t>
       </w:r>
     </w:p>
-    <w:bookmarkEnd w:id="48"/>
-    <w:bookmarkStart w:id="50" w:name="ref-mclachlan2007em"/>
+    <w:bookmarkEnd w:id="62"/>
+    <w:bookmarkStart w:id="64" w:name="ref-mclachlan2007em"/>
     <w:p>
       <w:pPr>
         <w:pStyle w:val="Bibliography"/>
@@ -3587,7 +9226,7 @@
       <w:r>
         <w:t xml:space="preserve"> </w:t>
       </w:r>
-      <w:hyperlink r:id="rId49">
+      <w:hyperlink r:id="rId63">
         <w:r>
           <w:rPr>
             <w:rStyle w:val="Hyperlink"/>
@@ -3599,8 +9238,8 @@
         <w:t xml:space="preserve">.</w:t>
       </w:r>
     </w:p>
-    <w:bookmarkEnd w:id="50"/>
-    <w:bookmarkStart w:id="51" w:name="ref-nelder1972generalized"/>
+    <w:bookmarkEnd w:id="64"/>
+    <w:bookmarkStart w:id="65" w:name="ref-nelder1972generalized"/>
     <w:p>
       <w:pPr>
         <w:pStyle w:val="Bibliography"/>
@@ -3631,8 +9270,8 @@
         <w:t xml:space="preserve">135 (3): 370–84.</w:t>
       </w:r>
     </w:p>
-    <w:bookmarkEnd w:id="51"/>
-    <w:bookmarkStart w:id="53" w:name="ref-Stirzaker2005probability"/>
+    <w:bookmarkEnd w:id="65"/>
+    <w:bookmarkStart w:id="67" w:name="ref-Stirzaker2005probability"/>
     <w:p>
       <w:pPr>
         <w:pStyle w:val="Bibliography"/>
@@ -3656,7 +9295,7 @@
       <w:r>
         <w:t xml:space="preserve"> </w:t>
       </w:r>
-      <w:hyperlink r:id="rId52">
+      <w:hyperlink r:id="rId66">
         <w:r>
           <w:rPr>
             <w:rStyle w:val="Hyperlink"/>
@@ -3668,8 +9307,8 @@
         <w:t xml:space="preserve">.</w:t>
       </w:r>
     </w:p>
-    <w:bookmarkEnd w:id="53"/>
-    <w:bookmarkStart w:id="54" w:name="ref-wood2017generalized"/>
+    <w:bookmarkEnd w:id="67"/>
+    <w:bookmarkStart w:id="68" w:name="ref-wood2017generalized"/>
     <w:p>
       <w:pPr>
         <w:pStyle w:val="Bibliography"/>
@@ -3691,9 +9330,9 @@
         <w:t xml:space="preserve">. Chapman; hall/CRC.</w:t>
       </w:r>
     </w:p>
-    <w:bookmarkEnd w:id="54"/>
-    <w:bookmarkEnd w:id="55"/>
-    <w:bookmarkEnd w:id="56"/>
+    <w:bookmarkEnd w:id="68"/>
+    <w:bookmarkEnd w:id="69"/>
+    <w:bookmarkEnd w:id="70"/>
     <w:sectPr>
       <w:footnotePr>
         <w:numRestart w:val="eachSect"/>
@@ -3926,6 +9565,91 @@
       </w:rPr>
     </w:lvl>
   </w:abstractNum>
+  <w:abstractNum w:abstractNumId="99411">
+    <w:nsid w:val="00A99411"/>
+    <w:multiLevelType w:val="multilevel"/>
+    <w:lvl w:ilvl="0">
+      <w:start w:val="1"/>
+      <w:numFmt w:val="decimal"/>
+      <w:lvlText w:val="%1."/>
+      <w:lvlJc w:val="left"/>
+      <w:pPr>
+        <w:ind w:left="720" w:hanging="360"/>
+      </w:pPr>
+    </w:lvl>
+    <w:lvl w:ilvl="1">
+      <w:start w:val="1"/>
+      <w:numFmt w:val="decimal"/>
+      <w:lvlText w:val="%2."/>
+      <w:lvlJc w:val="left"/>
+      <w:pPr>
+        <w:ind w:left="1440" w:hanging="360"/>
+      </w:pPr>
+    </w:lvl>
+    <w:lvl w:ilvl="2">
+      <w:start w:val="1"/>
+      <w:numFmt w:val="decimal"/>
+      <w:lvlText w:val="%3."/>
+      <w:lvlJc w:val="left"/>
+      <w:pPr>
+        <w:ind w:left="2160" w:hanging="360"/>
+      </w:pPr>
+    </w:lvl>
+    <w:lvl w:ilvl="3">
+      <w:start w:val="1"/>
+      <w:numFmt w:val="decimal"/>
+      <w:lvlText w:val="%4."/>
+      <w:lvlJc w:val="left"/>
+      <w:pPr>
+        <w:ind w:left="2880" w:hanging="360"/>
+      </w:pPr>
+    </w:lvl>
+    <w:lvl w:ilvl="4">
+      <w:start w:val="1"/>
+      <w:numFmt w:val="decimal"/>
+      <w:lvlText w:val="%5."/>
+      <w:lvlJc w:val="left"/>
+      <w:pPr>
+        <w:ind w:left="3600" w:hanging="360"/>
+      </w:pPr>
+    </w:lvl>
+    <w:lvl w:ilvl="5">
+      <w:start w:val="1"/>
+      <w:numFmt w:val="decimal"/>
+      <w:lvlText w:val="%6."/>
+      <w:lvlJc w:val="left"/>
+      <w:pPr>
+        <w:ind w:left="4320" w:hanging="360"/>
+      </w:pPr>
+    </w:lvl>
+    <w:lvl w:ilvl="6">
+      <w:start w:val="1"/>
+      <w:numFmt w:val="decimal"/>
+      <w:lvlText w:val="%7."/>
+      <w:lvlJc w:val="left"/>
+      <w:pPr>
+        <w:ind w:left="5040" w:hanging="360"/>
+      </w:pPr>
+    </w:lvl>
+    <w:lvl w:ilvl="7">
+      <w:start w:val="1"/>
+      <w:numFmt w:val="decimal"/>
+      <w:lvlText w:val="%8."/>
+      <w:lvlJc w:val="left"/>
+      <w:pPr>
+        <w:ind w:left="5760" w:hanging="360"/>
+      </w:pPr>
+    </w:lvl>
+    <w:lvl w:ilvl="8">
+      <w:start w:val="1"/>
+      <w:numFmt w:val="decimal"/>
+      <w:lvlText w:val="%9."/>
+      <w:lvlJc w:val="left"/>
+      <w:pPr>
+        <w:ind w:left="6480" w:hanging="360"/>
+      </w:pPr>
+    </w:lvl>
+  </w:abstractNum>
   <w:num w:numId="1000">
     <w:abstractNumId w:val="990"/>
   </w:num>
@@ -3933,6 +9657,54 @@
     <w:abstractNumId w:val="991"/>
   </w:num>
   <w:num w:numId="1002">
+    <w:abstractNumId w:val="99411"/>
+    <w:lvlOverride w:ilvl="0">
+      <w:startOverride w:val="1"/>
+    </w:lvlOverride>
+    <w:lvlOverride w:ilvl="1">
+      <w:startOverride w:val="1"/>
+    </w:lvlOverride>
+    <w:lvlOverride w:ilvl="2">
+      <w:startOverride w:val="1"/>
+    </w:lvlOverride>
+    <w:lvlOverride w:ilvl="3">
+      <w:startOverride w:val="1"/>
+    </w:lvlOverride>
+    <w:lvlOverride w:ilvl="4">
+      <w:startOverride w:val="1"/>
+    </w:lvlOverride>
+    <w:lvlOverride w:ilvl="5">
+      <w:startOverride w:val="1"/>
+    </w:lvlOverride>
+    <w:lvlOverride w:ilvl="6">
+      <w:startOverride w:val="1"/>
+    </w:lvlOverride>
+    <w:lvlOverride w:ilvl="7">
+      <w:startOverride w:val="1"/>
+    </w:lvlOverride>
+    <w:lvlOverride w:ilvl="8">
+      <w:startOverride w:val="1"/>
+    </w:lvlOverride>
+  </w:num>
+  <w:num w:numId="1003">
+    <w:abstractNumId w:val="991"/>
+  </w:num>
+  <w:num w:numId="1004">
+    <w:abstractNumId w:val="991"/>
+  </w:num>
+  <w:num w:numId="1005">
+    <w:abstractNumId w:val="991"/>
+  </w:num>
+  <w:num w:numId="1006">
+    <w:abstractNumId w:val="991"/>
+  </w:num>
+  <w:num w:numId="1007">
+    <w:abstractNumId w:val="991"/>
+  </w:num>
+  <w:num w:numId="1008">
+    <w:abstractNumId w:val="991"/>
+  </w:num>
+  <w:num w:numId="1009">
     <w:abstractNumId w:val="991"/>
   </w:num>
 </w:numbering>
